--- a/downloads/student/ai-3-week-26.docx
+++ b/downloads/student/ai-3-week-26.docx
@@ -2003,6 +2003,16 @@
     <w:p>
       <w:r>
         <w:t>A small constructed set probes specific behaviours; its pooled rate is not an estimate of every future classroom question.</w:t>
+      </w:r>
+    </w:p>
+    <w:p>
+      <w:r>
+        <w:t>Read the labelled picture: Did the added cases demonstrate better answering? Point to the relevant step in the picture, then write the changed result and the rule or evidence that supports it.</w:t>
+      </w:r>
+    </w:p>
+    <w:p>
+      <w:r>
+        <w:t>Change one thing: Add three missing-evidence cases that all pass. Predict the result before checking the explanation. What remains the same?</w:t>
       </w:r>
     </w:p>
     <w:p>
@@ -4180,6 +4190,187 @@
     <w:p>
       <w:r>
         <w:t>Attempt the independent case before hints. Record whether you worked alone, used a hint or followed a model. After feedback, fix the first unsupported step and explain why it changed. A later check uses a changed case, not a copied answer.</w:t>
+      </w:r>
+    </w:p>
+    <w:p>
+      <w:pPr>
+        <w:pStyle w:val="Heading1"/>
+      </w:pPr>
+      <w:r>
+        <w:t>15. Your lesson route</w:t>
+      </w:r>
+    </w:p>
+    <w:p>
+      <w:r>
+        <w:t>Start with this question: Design an evaluation set that checks answering and appropriate uncertainty separately.</w:t>
+      </w:r>
+    </w:p>
+    <w:tbl>
+      <w:tblPr>
+        <w:tblStyle w:val="LightShading-Accent1"/>
+        <w:tblW w:type="auto" w:w="0"/>
+        <w:tblLook w:firstColumn="1" w:firstRow="1" w:lastColumn="0" w:lastRow="0" w:noHBand="0" w:noVBand="1" w:val="04A0"/>
+      </w:tblPr>
+      <w:tblGrid>
+        <w:gridCol w:w="5112"/>
+        <w:gridCol w:w="5112"/>
+      </w:tblGrid>
+      <w:tr>
+        <w:trPr>
+          <w:tblHeader/>
+        </w:trPr>
+        <w:tc>
+          <w:tcPr>
+            <w:tcW w:type="dxa" w:w="5112"/>
+          </w:tcPr>
+          <w:p>
+            <w:r>
+              <w:t>By the end, I can</w:t>
+            </w:r>
+          </w:p>
+        </w:tc>
+        <w:tc>
+          <w:tcPr>
+            <w:tcW w:type="dxa" w:w="5112"/>
+          </w:tcPr>
+          <w:p>
+            <w:r>
+              <w:t>How I will show it</w:t>
+            </w:r>
+          </w:p>
+        </w:tc>
+      </w:tr>
+      <w:tr>
+        <w:tc>
+          <w:tcPr>
+            <w:tcW w:type="dxa" w:w="5112"/>
+          </w:tcPr>
+          <w:p>
+            <w:r>
+              <w:t>Explain the mechanism and terminology of system evaluation sets</w:t>
+            </w:r>
+          </w:p>
+        </w:tc>
+        <w:tc>
+          <w:tcPr>
+            <w:tcW w:type="dxa" w:w="5112"/>
+          </w:tcPr>
+          <w:p>
+            <w:r>
+              <w:t>Explain the deciding step, show a trace or test, and state one limit.</w:t>
+            </w:r>
+          </w:p>
+        </w:tc>
+      </w:tr>
+      <w:tr>
+        <w:tc>
+          <w:tcPr>
+            <w:tcW w:type="dxa" w:w="5112"/>
+          </w:tcPr>
+          <w:p>
+            <w:r>
+              <w:t>Apply the stated procedure to a new case with a traceable result</w:t>
+            </w:r>
+          </w:p>
+        </w:tc>
+        <w:tc>
+          <w:tcPr>
+            <w:tcW w:type="dxa" w:w="5112"/>
+          </w:tcPr>
+          <w:p>
+            <w:r>
+              <w:t>Explain the deciding step, show a trace or test, and state one limit.</w:t>
+            </w:r>
+          </w:p>
+        </w:tc>
+      </w:tr>
+      <w:tr>
+        <w:tc>
+          <w:tcPr>
+            <w:tcW w:type="dxa" w:w="5112"/>
+          </w:tcPr>
+          <w:p>
+            <w:r>
+              <w:t>Identify an assumption or limitation and design a revealing follow-up</w:t>
+            </w:r>
+          </w:p>
+        </w:tc>
+        <w:tc>
+          <w:tcPr>
+            <w:tcW w:type="dxa" w:w="5112"/>
+          </w:tcPr>
+          <w:p>
+            <w:r>
+              <w:t>Explain the deciding step, show a trace or test, and state one limit.</w:t>
+            </w:r>
+          </w:p>
+        </w:tc>
+      </w:tr>
+    </w:tbl>
+    <w:p>
+      <w:r>
+        <w:t>Remember → watch and explain → try with help → investigate → try independently → keep project evidence. Your teacher may spread this lesson across several classes.</w:t>
+      </w:r>
+    </w:p>
+    <w:p>
+      <w:r>
+        <w:t>Keep your first prediction. Compare it with what the evidence shows and explain any change.</w:t>
+      </w:r>
+    </w:p>
+    <w:p>
+      <w:pPr>
+        <w:pStyle w:val="Heading1"/>
+      </w:pPr>
+      <w:r>
+        <w:t>16. Finish and return</w:t>
+      </w:r>
+    </w:p>
+    <w:p>
+      <w:r>
+        <w:t>Close your notes. Explain this goal in your own words: Explain the mechanism and terminology of system evaluation sets</w:t>
+      </w:r>
+    </w:p>
+    <w:p>
+      <w:pPr>
+        <w:pStyle w:val="Heading3"/>
+      </w:pPr>
+      <w:r>
+        <w:t>My deciding step, evidence and one remaining question</w:t>
+      </w:r>
+    </w:p>
+    <w:p>
+      <w:r>
+        <w:t>________________________________________________________________</w:t>
+      </w:r>
+    </w:p>
+    <w:p>
+      <w:r>
+        <w:t>________________________________________________________________</w:t>
+      </w:r>
+    </w:p>
+    <w:p>
+      <w:r>
+        <w:t>________________________________________________________________</w:t>
+      </w:r>
+    </w:p>
+    <w:p>
+      <w:r>
+        <w:t>________________________________________________________________</w:t>
+      </w:r>
+    </w:p>
+    <w:p>
+      <w:r>
+        <w:t>________________________________________________________________</w:t>
+      </w:r>
+    </w:p>
+    <w:p>
+      <w:r>
+        <w:t>If you are unsure, return to the worked picture and explain one arrow. If you are ready, change an input or assumption and justify your prediction.</w:t>
+      </w:r>
+    </w:p>
+    <w:p>
+      <w:r>
+        <w:t>Save your workbook evidence. At the next review, try a different case before opening your old answer.</w:t>
       </w:r>
     </w:p>
     <w:sectPr>

--- a/downloads/student/ai-3-week-26.docx
+++ b/downloads/student/ai-3-week-26.docx
@@ -4371,6 +4371,202 @@
     <w:p>
       <w:r>
         <w:t>Save your workbook evidence. At the next review, try a different case before opening your old answer.</w:t>
+      </w:r>
+    </w:p>
+    <w:p>
+      <w:pPr>
+        <w:pStyle w:val="Heading1"/>
+      </w:pPr>
+      <w:r>
+        <w:t>17. Supported practice, repair and portfolio</w:t>
+      </w:r>
+    </w:p>
+    <w:p>
+      <w:r>
+        <w:t>Use this supported practice once, in the browser or on paper. Keep the reserved independent assessment for a separate first attempt before teacher feedback.</w:t>
+      </w:r>
+    </w:p>
+    <w:p>
+      <w:r>
+        <w:t>Design an evaluation set that checks answering and appropriate uncertainty separately.</w:t>
+      </w:r>
+    </w:p>
+    <w:p>
+      <w:pPr>
+        <w:pStyle w:val="Heading3"/>
+      </w:pPr>
+      <w:r>
+        <w:t>Practice 1: explain the deciding evidence</w:t>
+      </w:r>
+    </w:p>
+    <w:p>
+      <w:r>
+        <w:t>Which labelled step matches this detail? Five of six pass overall; the perfect missing-evidence group hides one answering failure if only totals are discussed.</w:t>
+      </w:r>
+    </w:p>
+    <w:p>
+      <w:r>
+        <w:t>1. Separate cases</w:t>
+      </w:r>
+    </w:p>
+    <w:p>
+      <w:r>
+        <w:t>2. Calculate rates</w:t>
+      </w:r>
+    </w:p>
+    <w:p>
+      <w:r>
+        <w:t>3. Report total</w:t>
+      </w:r>
+    </w:p>
+    <w:p>
+      <w:pPr>
+        <w:pStyle w:val="Heading3"/>
+      </w:pPr>
+      <w:r>
+        <w:t>My selected conclusion, deciding fact and explanation</w:t>
+      </w:r>
+    </w:p>
+    <w:p>
+      <w:r>
+        <w:t>________________________________________________________________</w:t>
+      </w:r>
+    </w:p>
+    <w:p>
+      <w:r>
+        <w:t>________________________________________________________________</w:t>
+      </w:r>
+    </w:p>
+    <w:p>
+      <w:r>
+        <w:t>________________________________________________________________</w:t>
+      </w:r>
+    </w:p>
+    <w:p>
+      <w:r>
+        <w:t>________________________________________________________________</w:t>
+      </w:r>
+    </w:p>
+    <w:p>
+      <w:r>
+        <w:t>________________________________________________________________</w:t>
+      </w:r>
+    </w:p>
+    <w:p>
+      <w:r>
+        <w:t>Hint if needed: Read the steps in the pictorial case. Match the supplied detail to the stage that performs or records it.</w:t>
+      </w:r>
+    </w:p>
+    <w:p>
+      <w:r>
+        <w:t>After your attempt, compare with the supported explanation: Report total Five of six pass overall; the perfect missing-evidence group hides one answering failure if only totals are discussed. Read the picture in order. Five of six pass overall; the perfect missing-evidence group hides one answering failure if only totals are discussed. The arrows show which recorded input or intermediate result each decision uses. Explain the deciding step aloud before checking the changed case; pointing to the final answer alone does not show how it follows.</w:t>
+      </w:r>
+    </w:p>
+    <w:p>
+      <w:pPr>
+        <w:pStyle w:val="Heading3"/>
+      </w:pPr>
+      <w:r>
+        <w:t>Practice 2: explain the deciding evidence</w:t>
+      </w:r>
+    </w:p>
+    <w:p>
+      <w:r>
+        <w:t>Changed-case practice: Add three missing-evidence cases that all pass. Which conclusion is supported by the supplied facts?</w:t>
+      </w:r>
+    </w:p>
+    <w:p>
+      <w:r>
+        <w:t>1. We can decide the result without examining the changed input or the procedure.</w:t>
+      </w:r>
+    </w:p>
+    <w:p>
+      <w:r>
+        <w:t>2. Overall becomes 8/9, but supported answering remains 2/3.</w:t>
+      </w:r>
+    </w:p>
+    <w:p>
+      <w:r>
+        <w:t>3. This one example guarantees correct results for every future input.</w:t>
+      </w:r>
+    </w:p>
+    <w:p>
+      <w:pPr>
+        <w:pStyle w:val="Heading3"/>
+      </w:pPr>
+      <w:r>
+        <w:t>My selected conclusion, deciding fact and explanation</w:t>
+      </w:r>
+    </w:p>
+    <w:p>
+      <w:r>
+        <w:t>________________________________________________________________</w:t>
+      </w:r>
+    </w:p>
+    <w:p>
+      <w:r>
+        <w:t>________________________________________________________________</w:t>
+      </w:r>
+    </w:p>
+    <w:p>
+      <w:r>
+        <w:t>________________________________________________________________</w:t>
+      </w:r>
+    </w:p>
+    <w:p>
+      <w:r>
+        <w:t>________________________________________________________________</w:t>
+      </w:r>
+    </w:p>
+    <w:p>
+      <w:r>
+        <w:t>________________________________________________________________</w:t>
+      </w:r>
+    </w:p>
+    <w:p>
+      <w:r>
+        <w:t>Hint if needed: Use the changed condition and the deciding step in the pictorial trace. The answer must say what follows from those facts.</w:t>
+      </w:r>
+    </w:p>
+    <w:p>
+      <w:r>
+        <w:t>After your attempt, compare with the supported explanation: Overall becomes 8/9, but supported answering remains 2/3. Changing the case mixture raises the pooled rate without improving any existing answerable result.</w:t>
+      </w:r>
+    </w:p>
+    <w:p>
+      <w:pPr>
+        <w:pStyle w:val="Heading3"/>
+      </w:pPr>
+      <w:r>
+        <w:t>Repair a missing building block</w:t>
+      </w:r>
+    </w:p>
+    <w:p>
+      <w:r>
+        <w:t>Review Quality Rubrics (ai-3/25). Goal: Explain the mechanism and terminology of system evaluation sets. Short practice: Why is “one out of two checks passed” an insufficient release decision? Point to the relevant step in the picture, then write the changed result and the rule or evidence that supports it.. Return to this week and explain what you changed.</w:t>
+      </w:r>
+    </w:p>
+    <w:p>
+      <w:r>
+        <w:t>Review Block to Python Bridge (ai-3/23). Goal: Translate a short paper calculation into a Python script. Short practice: Trace the changed list and identify where the result differs. Point to the relevant step in the picture, then write the changed result and the rule or evidence that supports it.. Return to this week and explain what you changed.</w:t>
+      </w:r>
+    </w:p>
+    <w:p>
+      <w:r>
+        <w:t>Review Conversation State and Memory (ai-3/20). Goal: Explain the mechanism and terminology of conversation state and retention. Short practice: What is selected_book after the correction and after exit? Point to the relevant step in the picture, then write the changed result and the rule or evidence that supports it.. Return to this week and explain what you changed.</w:t>
+      </w:r>
+    </w:p>
+    <w:p>
+      <w:pPr>
+        <w:pStyle w:val="Heading3"/>
+      </w:pPr>
+      <w:r>
+        <w:t>Keep your completed work</w:t>
+      </w:r>
+    </w:p>
+    <w:p>
+      <w:r>
+        <w:t>Use Download completed work in the hosted lesson to export your answers, reflections, practice feedback and code-run evidence. Open the HTML copy to read or print it. Drafts stay in this browser when storage is available; clear drafts on a shared device.</w:t>
       </w:r>
     </w:p>
     <w:sectPr>

--- a/downloads/student/ai-3-week-26.docx
+++ b/downloads/student/ai-3-week-26.docx
@@ -42,6 +42,11 @@
       </w:r>
     </w:p>
     <w:p>
+      <w:r>
+        <w:t>Start with the target: Explain the mechanism and terminology of system evaluation sets. Try the recall before opening notes.</w:t>
+      </w:r>
+    </w:p>
+    <w:p>
       <w:pPr>
         <w:pStyle w:val="Heading3"/>
       </w:pPr>
@@ -50,17 +55,59 @@
       </w:r>
     </w:p>
     <w:p>
-      <w:r>
-        <w:t>I can explain the mechanism and terminology of system evaluation sets.</w:t>
-      </w:r>
-    </w:p>
-    <w:p>
-      <w:r>
+      <w:pPr>
+        <w:spacing w:line="336" w:lineRule="auto" w:after="180"/>
+      </w:pPr>
+      <w:r>
+        <w:rPr>
+          <w:b w:val="0"/>
+        </w:rPr>
+        <w:t xml:space="preserve">I can explain the </w:t>
+      </w:r>
+      <w:r>
+        <w:rPr>
+          <w:b/>
+        </w:rPr>
+        <w:t>mechanism</w:t>
+      </w:r>
+      <w:r>
+        <w:rPr>
+          <w:b w:val="0"/>
+        </w:rPr>
+        <w:t xml:space="preserve"> and terminology of system </w:t>
+      </w:r>
+      <w:r>
+        <w:rPr>
+          <w:b/>
+        </w:rPr>
+        <w:t>evaluation set</w:t>
+      </w:r>
+      <w:r>
+        <w:rPr>
+          <w:b w:val="0"/>
+        </w:rPr>
+        <w:t>s.</w:t>
+      </w:r>
+    </w:p>
+    <w:p>
+      <w:pPr>
+        <w:spacing w:line="336" w:lineRule="auto" w:after="180"/>
+      </w:pPr>
+      <w:r>
+        <w:rPr>
+          <w:b w:val="0"/>
+        </w:rPr>
         <w:t>I can apply the stated procedure to a new case with a traceable result.</w:t>
       </w:r>
     </w:p>
     <w:p>
-      <w:r>
+      <w:pPr>
+        <w:spacing w:line="336" w:lineRule="auto" w:after="180"/>
+      </w:pPr>
+      <w:r>
+        <w:rPr>
+          <w:b w:val="0"/>
+        </w:rPr>
         <w:t>I can identify an assumption or limitation and design a revealing follow-up.</w:t>
       </w:r>
     </w:p>
@@ -73,37 +120,103 @@
       </w:r>
     </w:p>
     <w:p>
-      <w:r>
+      <w:pPr>
+        <w:spacing w:line="336" w:lineRule="auto" w:after="180"/>
+      </w:pPr>
+      <w:r>
+        <w:rPr>
+          <w:b w:val="0"/>
+        </w:rPr>
         <w:t>Close your notes first. A rough first answer helps us choose the right starting point; it is not a score for your ability.</w:t>
       </w:r>
     </w:p>
     <w:p>
-      <w:r>
+      <w:pPr>
+        <w:spacing w:line="336" w:lineRule="auto" w:after="180"/>
+      </w:pPr>
+      <w:r>
+        <w:rPr>
+          <w:b w:val="0"/>
+        </w:rPr>
         <w:t>Without opening the old lesson, explain one key idea from Quality Rubrics. Give an example and a mistake that the idea helps you avoid.</w:t>
       </w:r>
     </w:p>
     <w:p>
-      <w:r>
+      <w:pPr>
+        <w:spacing w:line="336" w:lineRule="auto" w:after="180"/>
+      </w:pPr>
+      <w:r>
+        <w:rPr>
+          <w:b w:val="0"/>
+        </w:rPr>
         <w:t>Without opening the old lesson, explain one key idea from Block to Python Bridge. Give an example and a mistake that the idea helps you avoid.</w:t>
       </w:r>
     </w:p>
     <w:p>
-      <w:r>
+      <w:pPr>
+        <w:spacing w:line="336" w:lineRule="auto" w:after="180"/>
+      </w:pPr>
+      <w:r>
+        <w:rPr>
+          <w:b w:val="0"/>
+        </w:rPr>
         <w:t>Without opening the old lesson, explain one key idea from Conversation State and Memory. Give an example and a mistake that the idea helps you avoid.</w:t>
       </w:r>
     </w:p>
     <w:p>
-      <w:r>
-        <w:t>After trying, check the relevant lesson or ask your teacher. Change the part of your explanation that the evidence shows was wrong.</w:t>
-      </w:r>
-    </w:p>
-    <w:p>
-      <w:r>
-        <w:t>Week 26: Evaluation Sets</w:t>
-      </w:r>
-    </w:p>
-    <w:p>
-      <w:r>
+      <w:pPr>
+        <w:spacing w:line="336" w:lineRule="auto" w:after="180"/>
+      </w:pPr>
+      <w:r>
+        <w:rPr>
+          <w:b w:val="0"/>
+        </w:rPr>
+        <w:t xml:space="preserve">After trying, check the relevant lesson or ask your teacher. Change the part of your explanation that the </w:t>
+      </w:r>
+      <w:r>
+        <w:rPr>
+          <w:b/>
+        </w:rPr>
+        <w:t>evidence</w:t>
+      </w:r>
+      <w:r>
+        <w:rPr>
+          <w:b w:val="0"/>
+        </w:rPr>
+        <w:t xml:space="preserve"> shows was wrong.</w:t>
+      </w:r>
+    </w:p>
+    <w:p>
+      <w:pPr>
+        <w:spacing w:line="336" w:lineRule="auto" w:after="180"/>
+      </w:pPr>
+      <w:r>
+        <w:rPr>
+          <w:b w:val="0"/>
+        </w:rPr>
+        <w:t xml:space="preserve">Week 26: </w:t>
+      </w:r>
+      <w:r>
+        <w:rPr>
+          <w:b/>
+        </w:rPr>
+        <w:t>Evaluation Set</w:t>
+      </w:r>
+      <w:r>
+        <w:rPr>
+          <w:b w:val="0"/>
+        </w:rPr>
+        <w:t>s</w:t>
+      </w:r>
+    </w:p>
+    <w:p>
+      <w:pPr>
+        <w:spacing w:line="336" w:lineRule="auto" w:after="180"/>
+      </w:pPr>
+      <w:r>
+        <w:rPr>
+          <w:b w:val="0"/>
+        </w:rPr>
         <w:t>A good eval set represents real use, edge cases, and known risks.</w:t>
       </w:r>
     </w:p>
@@ -144,17 +257,47 @@
       </w:r>
     </w:p>
     <w:p>
-      <w:r>
+      <w:pPr>
+        <w:spacing w:line="336" w:lineRule="auto" w:after="180"/>
+      </w:pPr>
+      <w:r>
+        <w:rPr>
+          <w:b/>
+        </w:rPr>
         <w:t>CREATOR MISSION</w:t>
       </w:r>
     </w:p>
     <w:p>
-      <w:r>
-        <w:t>Author ten tests with expected behavior.</w:t>
-      </w:r>
-    </w:p>
-    <w:p>
-      <w:r>
+      <w:pPr>
+        <w:spacing w:line="336" w:lineRule="auto" w:after="180"/>
+      </w:pPr>
+      <w:r>
+        <w:rPr>
+          <w:b w:val="0"/>
+        </w:rPr>
+        <w:t xml:space="preserve">Author ten tests with </w:t>
+      </w:r>
+      <w:r>
+        <w:rPr>
+          <w:b/>
+        </w:rPr>
+        <w:t>expected behavior</w:t>
+      </w:r>
+      <w:r>
+        <w:rPr>
+          <w:b w:val="0"/>
+        </w:rPr>
+        <w:t>.</w:t>
+      </w:r>
+    </w:p>
+    <w:p>
+      <w:pPr>
+        <w:spacing w:line="336" w:lineRule="auto" w:after="180"/>
+      </w:pPr>
+      <w:r>
+        <w:rPr>
+          <w:b w:val="0"/>
+        </w:rPr>
         <w:t>Creator name and date:</w:t>
       </w:r>
     </w:p>
@@ -200,8 +343,38 @@
       </w:r>
     </w:p>
     <w:p>
-      <w:r>
-        <w:t>Recall Latency cost and resource use. Explain why a recorded result needs its input conditions and evidence source before it can support a claim.</w:t>
+      <w:pPr>
+        <w:spacing w:line="336" w:lineRule="auto" w:after="180"/>
+      </w:pPr>
+      <w:r>
+        <w:rPr>
+          <w:b w:val="0"/>
+        </w:rPr>
+        <w:t xml:space="preserve">Recall Latency cost and resource use. Explain why a recorded result needs its </w:t>
+      </w:r>
+      <w:r>
+        <w:rPr>
+          <w:b/>
+        </w:rPr>
+        <w:t>input</w:t>
+      </w:r>
+      <w:r>
+        <w:rPr>
+          <w:b w:val="0"/>
+        </w:rPr>
+        <w:t xml:space="preserve"> conditions and </w:t>
+      </w:r>
+      <w:r>
+        <w:rPr>
+          <w:b/>
+        </w:rPr>
+        <w:t>evidence</w:t>
+      </w:r>
+      <w:r>
+        <w:rPr>
+          <w:b w:val="0"/>
+        </w:rPr>
+        <w:t xml:space="preserve"> source before it can support a claim.</w:t>
       </w:r>
     </w:p>
     <w:p>
@@ -213,8 +386,38 @@
       </w:r>
     </w:p>
     <w:p>
-      <w:r>
-        <w:t>Recall Lexical and vector retrieval. Explain why a recorded result needs its input conditions and evidence source before it can support a claim.</w:t>
+      <w:pPr>
+        <w:spacing w:line="336" w:lineRule="auto" w:after="180"/>
+      </w:pPr>
+      <w:r>
+        <w:rPr>
+          <w:b w:val="0"/>
+        </w:rPr>
+        <w:t xml:space="preserve">Recall Lexical and vector retrieval. Explain why a recorded result needs its </w:t>
+      </w:r>
+      <w:r>
+        <w:rPr>
+          <w:b/>
+        </w:rPr>
+        <w:t>input</w:t>
+      </w:r>
+      <w:r>
+        <w:rPr>
+          <w:b w:val="0"/>
+        </w:rPr>
+        <w:t xml:space="preserve"> conditions and </w:t>
+      </w:r>
+      <w:r>
+        <w:rPr>
+          <w:b/>
+        </w:rPr>
+        <w:t>evidence</w:t>
+      </w:r>
+      <w:r>
+        <w:rPr>
+          <w:b w:val="0"/>
+        </w:rPr>
+        <w:t xml:space="preserve"> source before it can support a claim.</w:t>
       </w:r>
     </w:p>
     <w:p>
@@ -249,8 +452,26 @@
       </w:r>
     </w:p>
     <w:p>
-      <w:r>
-        <w:t>By the end, I can explain evaluation sets using a traced example and a stated limitation.</w:t>
+      <w:pPr>
+        <w:spacing w:line="336" w:lineRule="auto" w:after="180"/>
+      </w:pPr>
+      <w:r>
+        <w:rPr>
+          <w:b w:val="0"/>
+        </w:rPr>
+        <w:t xml:space="preserve">By the end, I can explain </w:t>
+      </w:r>
+      <w:r>
+        <w:rPr>
+          <w:b/>
+        </w:rPr>
+        <w:t>evaluation set</w:t>
+      </w:r>
+      <w:r>
+        <w:rPr>
+          <w:b w:val="0"/>
+        </w:rPr>
+        <w:t>s using a traced example and a stated limitation.</w:t>
       </w:r>
     </w:p>
     <w:p>
@@ -263,17 +484,52 @@
     </w:p>
     <w:p>
       <w:r>
+        <w:t>Investigate the supplied Evaluation Sets case. Separate observations, given facts and assumptions before choosing an explanation.</w:t>
+      </w:r>
+    </w:p>
+    <w:p>
+      <w:pPr>
+        <w:spacing w:line="336" w:lineRule="auto" w:after="180"/>
+      </w:pPr>
+      <w:r>
+        <w:rPr>
+          <w:b/>
+        </w:rPr>
         <w:t>PICTURE STORY</w:t>
       </w:r>
     </w:p>
     <w:p>
-      <w:r>
+      <w:pPr>
+        <w:spacing w:line="336" w:lineRule="auto" w:after="180"/>
+      </w:pPr>
+      <w:r>
+        <w:rPr>
+          <w:b w:val="0"/>
+        </w:rPr>
         <w:t>Notice → Predict → Explain</w:t>
       </w:r>
     </w:p>
     <w:p>
-      <w:r>
-        <w:t>Begin with visible evidence. Do not explain more than the picture and information support.</w:t>
+      <w:pPr>
+        <w:spacing w:line="336" w:lineRule="auto" w:after="180"/>
+      </w:pPr>
+      <w:r>
+        <w:rPr>
+          <w:b w:val="0"/>
+        </w:rPr>
+        <w:t xml:space="preserve">Begin with visible </w:t>
+      </w:r>
+      <w:r>
+        <w:rPr>
+          <w:b/>
+        </w:rPr>
+        <w:t>evidence</w:t>
+      </w:r>
+      <w:r>
+        <w:rPr>
+          <w:b w:val="0"/>
+        </w:rPr>
+        <w:t>. Do not explain more than the picture and information support.</w:t>
       </w:r>
     </w:p>
     <w:p>
@@ -313,18 +569,82 @@
       </w:r>
     </w:p>
     <w:p>
-      <w:r>
+      <w:pPr>
+        <w:pStyle w:val="Heading3"/>
+      </w:pPr>
+      <w:r>
+        <w:t>Start with this puzzle</w:t>
+      </w:r>
+    </w:p>
+    <w:p>
+      <w:pPr>
+        <w:spacing w:line="336" w:lineRule="auto" w:after="180"/>
+        <w:shd w:fill="F1F6FC"/>
+      </w:pPr>
+      <w:r>
+        <w:rPr>
+          <w:b w:val="0"/>
+        </w:rPr>
         <w:t>MYSTERY</w:t>
       </w:r>
     </w:p>
     <w:p>
-      <w:r>
-        <w:t>The learners must use evaluation sets to solve a problem. What information do they have? What decision or calculation do they make? What would count as evidence that it worked?</w:t>
-      </w:r>
-    </w:p>
-    <w:p>
-      <w:r>
-        <w:t>Three observations (what you can point to):</w:t>
+      <w:pPr>
+        <w:spacing w:line="336" w:lineRule="auto" w:after="180"/>
+        <w:shd w:fill="F5F1FB"/>
+      </w:pPr>
+      <w:r>
+        <w:rPr>
+          <w:b w:val="0"/>
+        </w:rPr>
+        <w:t xml:space="preserve">The learners must use </w:t>
+      </w:r>
+      <w:r>
+        <w:rPr>
+          <w:b/>
+        </w:rPr>
+        <w:t>evaluation set</w:t>
+      </w:r>
+      <w:r>
+        <w:rPr>
+          <w:b w:val="0"/>
+        </w:rPr>
+        <w:t xml:space="preserve">s to solve a problem. What information do they have? What decision or calculation do they make? What would count as </w:t>
+      </w:r>
+      <w:r>
+        <w:rPr>
+          <w:b/>
+        </w:rPr>
+        <w:t>evidence</w:t>
+      </w:r>
+      <w:r>
+        <w:rPr>
+          <w:b w:val="0"/>
+        </w:rPr>
+        <w:t xml:space="preserve"> that it worked?</w:t>
+      </w:r>
+    </w:p>
+    <w:p>
+      <w:pPr>
+        <w:spacing w:line="336" w:lineRule="auto" w:after="180"/>
+      </w:pPr>
+      <w:r>
+        <w:rPr>
+          <w:b w:val="0"/>
+        </w:rPr>
+        <w:t xml:space="preserve">Three </w:t>
+      </w:r>
+      <w:r>
+        <w:rPr>
+          <w:b/>
+        </w:rPr>
+        <w:t>observation</w:t>
+      </w:r>
+      <w:r>
+        <w:rPr>
+          <w:b w:val="0"/>
+        </w:rPr>
+        <w:t>s (what you can point to):</w:t>
       </w:r>
     </w:p>
     <w:p>
@@ -361,8 +681,26 @@
       </w:r>
     </w:p>
     <w:p>
-      <w:r>
-        <w:t>My prediction and the clue supporting it:</w:t>
+      <w:pPr>
+        <w:spacing w:line="336" w:lineRule="auto" w:after="180"/>
+      </w:pPr>
+      <w:r>
+        <w:rPr>
+          <w:b w:val="0"/>
+        </w:rPr>
+        <w:t xml:space="preserve">My </w:t>
+      </w:r>
+      <w:r>
+        <w:rPr>
+          <w:b/>
+        </w:rPr>
+        <w:t>prediction</w:t>
+      </w:r>
+      <w:r>
+        <w:rPr>
+          <w:b w:val="0"/>
+        </w:rPr>
+        <w:t xml:space="preserve"> and the clue supporting it:</w:t>
       </w:r>
     </w:p>
     <w:p>
@@ -407,13 +745,48 @@
       </w:r>
     </w:p>
     <w:p>
-      <w:r>
-        <w:t>A system evaluation set contains cases with expected behaviour and scoring rules. It should cover retrieval, support, fallback and permissions rather than only easy answerable questions.</w:t>
-      </w:r>
-    </w:p>
-    <w:p>
-      <w:r>
-        <w:t>Begin by writing the question the procedure is intended to answer. Identify the information already supplied, the information it will produce and the information still missing. These are constructed classroom examples; they do not require live accounts, private records or an external service. Do not treat a plausible explanation as a measured outcome.</w:t>
+      <w:pPr>
+        <w:spacing w:line="336" w:lineRule="auto" w:after="180"/>
+      </w:pPr>
+      <w:r>
+        <w:rPr>
+          <w:b w:val="0"/>
+        </w:rPr>
+        <w:t xml:space="preserve">A system </w:t>
+      </w:r>
+      <w:r>
+        <w:rPr>
+          <w:b/>
+        </w:rPr>
+        <w:t>evaluation set</w:t>
+      </w:r>
+      <w:r>
+        <w:rPr>
+          <w:b w:val="0"/>
+        </w:rPr>
+        <w:t xml:space="preserve"> contains cases with expected behaviour and scoring rules. It should cover retrieval, support, fallback and permissions rather than only easy answerable questions.</w:t>
+      </w:r>
+    </w:p>
+    <w:p>
+      <w:pPr>
+        <w:spacing w:line="336" w:lineRule="auto" w:after="180"/>
+      </w:pPr>
+      <w:r>
+        <w:rPr>
+          <w:b w:val="0"/>
+        </w:rPr>
+        <w:t>Begin by writing the question the procedure is intended to answer. Identify the information already supplied, the information it will produce and the information still missing.</w:t>
+      </w:r>
+    </w:p>
+    <w:p>
+      <w:pPr>
+        <w:spacing w:line="336" w:lineRule="auto" w:after="180"/>
+      </w:pPr>
+      <w:r>
+        <w:rPr>
+          <w:b w:val="0"/>
+        </w:rPr>
+        <w:t>These are constructed classroom examples; they do not require live accounts, private records or an external service. Do not treat a plausible explanation as a measured outcome.</w:t>
       </w:r>
     </w:p>
     <w:p>
@@ -425,13 +798,48 @@
       </w:r>
     </w:p>
     <w:p>
-      <w:r>
-        <w:t>A ranking needs task-specific relevance judgments and a declared cutoff. Precision and recall have different denominators.</w:t>
-      </w:r>
-    </w:p>
-    <w:p>
-      <w:r>
-        <w:t>Begin by writing the question the procedure is intended to answer. Identify the information already supplied, the information it will produce and the information still missing. These are constructed classroom examples; they do not require live accounts, private records or an external service. Do not treat a plausible explanation as a measured outcome.</w:t>
+      <w:pPr>
+        <w:spacing w:line="336" w:lineRule="auto" w:after="180"/>
+      </w:pPr>
+      <w:r>
+        <w:rPr>
+          <w:b w:val="0"/>
+        </w:rPr>
+        <w:t xml:space="preserve">A ranking needs task-specific relevance judgments and a declared </w:t>
+      </w:r>
+      <w:r>
+        <w:rPr>
+          <w:b/>
+        </w:rPr>
+        <w:t>cutoff</w:t>
+      </w:r>
+      <w:r>
+        <w:rPr>
+          <w:b w:val="0"/>
+        </w:rPr>
+        <w:t>. Precision and recall have different denominators.</w:t>
+      </w:r>
+    </w:p>
+    <w:p>
+      <w:pPr>
+        <w:spacing w:line="336" w:lineRule="auto" w:after="180"/>
+      </w:pPr>
+      <w:r>
+        <w:rPr>
+          <w:b w:val="0"/>
+        </w:rPr>
+        <w:t>Begin by writing the question the procedure is intended to answer. Identify the information already supplied, the information it will produce and the information still missing.</w:t>
+      </w:r>
+    </w:p>
+    <w:p>
+      <w:pPr>
+        <w:spacing w:line="336" w:lineRule="auto" w:after="180"/>
+      </w:pPr>
+      <w:r>
+        <w:rPr>
+          <w:b w:val="0"/>
+        </w:rPr>
+        <w:t>These are constructed classroom examples; they do not require live accounts, private records or an external service. Do not treat a plausible explanation as a measured outcome.</w:t>
       </w:r>
     </w:p>
     <w:p>
@@ -444,16 +852,69 @@
     </w:p>
     <w:p>
       <w:r>
-        <w:t>VISUAL MECHANISM</w:t>
-      </w:r>
-    </w:p>
-    <w:p>
-      <w:r>
-        <w:t>Input → Process → Output</w:t>
-      </w:r>
-    </w:p>
-    <w:p>
-      <w:r>
+        <w:t>Follow the mechanism for Evaluation Sets. Connect each labelled input, deciding step and result.</w:t>
+      </w:r>
+    </w:p>
+    <w:p>
+      <w:pPr>
+        <w:spacing w:line="336" w:lineRule="auto" w:after="180"/>
+      </w:pPr>
+      <w:r>
+        <w:rPr>
+          <w:b/>
+        </w:rPr>
+        <w:t xml:space="preserve">VISUAL </w:t>
+      </w:r>
+      <w:r>
+        <w:rPr>
+          <w:b/>
+        </w:rPr>
+        <w:t>MECHANISM</w:t>
+      </w:r>
+    </w:p>
+    <w:p>
+      <w:pPr>
+        <w:spacing w:line="336" w:lineRule="auto" w:after="180"/>
+      </w:pPr>
+      <w:r>
+        <w:rPr>
+          <w:b/>
+        </w:rPr>
+        <w:t>Input</w:t>
+      </w:r>
+      <w:r>
+        <w:rPr>
+          <w:b w:val="0"/>
+        </w:rPr>
+        <w:t xml:space="preserve"> → </w:t>
+      </w:r>
+      <w:r>
+        <w:rPr>
+          <w:b/>
+        </w:rPr>
+        <w:t>Process</w:t>
+      </w:r>
+      <w:r>
+        <w:rPr>
+          <w:b w:val="0"/>
+        </w:rPr>
+        <w:t xml:space="preserve"> → </w:t>
+      </w:r>
+      <w:r>
+        <w:rPr>
+          <w:b/>
+        </w:rPr>
+        <w:t>Output</w:t>
+      </w:r>
+    </w:p>
+    <w:p>
+      <w:pPr>
+        <w:spacing w:line="336" w:lineRule="auto" w:after="180"/>
+      </w:pPr>
+      <w:r>
+        <w:rPr>
+          <w:b w:val="0"/>
+        </w:rPr>
         <w:t>Trace the information. At each stage, ask what changed and how you could test it.</w:t>
       </w:r>
     </w:p>
@@ -494,7 +955,13 @@
       </w:r>
     </w:p>
     <w:p>
-      <w:r>
+      <w:pPr>
+        <w:spacing w:line="336" w:lineRule="auto" w:after="180"/>
+      </w:pPr>
+      <w:r>
+        <w:rPr>
+          <w:b w:val="0"/>
+        </w:rPr>
         <w:t>↓</w:t>
       </w:r>
     </w:p>
@@ -535,7 +1002,13 @@
       </w:r>
     </w:p>
     <w:p>
-      <w:r>
+      <w:pPr>
+        <w:spacing w:line="336" w:lineRule="auto" w:after="180"/>
+      </w:pPr>
+      <w:r>
+        <w:rPr>
+          <w:b w:val="0"/>
+        </w:rPr>
         <w:t>↓</w:t>
       </w:r>
     </w:p>
@@ -576,7 +1049,13 @@
       </w:r>
     </w:p>
     <w:p>
-      <w:r>
+      <w:pPr>
+        <w:spacing w:line="336" w:lineRule="auto" w:after="180"/>
+      </w:pPr>
+      <w:r>
+        <w:rPr>
+          <w:b w:val="0"/>
+        </w:rPr>
         <w:t>Which stage could fail even when the other two are correct? Explain:</w:t>
       </w:r>
     </w:p>
@@ -622,8 +1101,26 @@
       </w:r>
     </w:p>
     <w:p>
-      <w:r>
-        <w:t>Record case ID, evidence version, expected claims or fallback, permitted actions and scoring rubric. Separate development from final cases. Aggregate metrics only after checking required conditions individually.</w:t>
+      <w:pPr>
+        <w:spacing w:line="336" w:lineRule="auto" w:after="180"/>
+      </w:pPr>
+      <w:r>
+        <w:rPr>
+          <w:b w:val="0"/>
+        </w:rPr>
+        <w:t xml:space="preserve">Record case ID, </w:t>
+      </w:r>
+      <w:r>
+        <w:rPr>
+          <w:b/>
+        </w:rPr>
+        <w:t>evidence</w:t>
+      </w:r>
+      <w:r>
+        <w:rPr>
+          <w:b w:val="0"/>
+        </w:rPr>
+        <w:t xml:space="preserve"> version, expected claims or fallback, permitted actions and scoring rubric. Separate development from final cases. Aggregate metrics only after checking required conditions individually.</w:t>
       </w:r>
     </w:p>
     <w:p>
@@ -719,8 +1216,49 @@
       </w:r>
     </w:p>
     <w:p>
-      <w:r>
-        <w:t>Before applying the procedure, write its units, denominator or decision boundary where relevant. A partner should be able to repeat each step using the same inputs. If a required input is absent or violates the stated contract, record that condition explicitly instead of quietly replacing it with a convenient value.</w:t>
+      <w:pPr>
+        <w:spacing w:line="336" w:lineRule="auto" w:after="180"/>
+      </w:pPr>
+      <w:r>
+        <w:rPr>
+          <w:b w:val="0"/>
+        </w:rPr>
+        <w:t xml:space="preserve">Before applying the procedure, write its units, denominator or decision boundary where relevant. A partner should be able to repeat each step using the same </w:t>
+      </w:r>
+      <w:r>
+        <w:rPr>
+          <w:b/>
+        </w:rPr>
+        <w:t>input</w:t>
+      </w:r>
+      <w:r>
+        <w:rPr>
+          <w:b w:val="0"/>
+        </w:rPr>
+        <w:t>s.</w:t>
+      </w:r>
+    </w:p>
+    <w:p>
+      <w:pPr>
+        <w:spacing w:line="336" w:lineRule="auto" w:after="180"/>
+      </w:pPr>
+      <w:r>
+        <w:rPr>
+          <w:b w:val="0"/>
+        </w:rPr>
+        <w:t xml:space="preserve">If a required </w:t>
+      </w:r>
+      <w:r>
+        <w:rPr>
+          <w:b/>
+        </w:rPr>
+        <w:t>input</w:t>
+      </w:r>
+      <w:r>
+        <w:rPr>
+          <w:b w:val="0"/>
+        </w:rPr>
+        <w:t xml:space="preserve"> is absent or violates the stated contract, record that condition explicitly instead of quietly replacing it with a convenient value.</w:t>
       </w:r>
     </w:p>
     <w:p>
@@ -732,8 +1270,43 @@
       </w:r>
     </w:p>
     <w:p>
-      <w:r>
-        <w:t>Precision at k is relevant returned items divided by k when exactly k items are returned. Recall at k is relevant returned items divided by all known relevant eligible items. If the relevant set is unknown, do not invent recall.</w:t>
+      <w:pPr>
+        <w:spacing w:line="336" w:lineRule="auto" w:after="180"/>
+      </w:pPr>
+      <w:r>
+        <w:rPr>
+          <w:b/>
+        </w:rPr>
+        <w:t>Precision at k</w:t>
+      </w:r>
+      <w:r>
+        <w:rPr>
+          <w:b w:val="0"/>
+        </w:rPr>
+        <w:t xml:space="preserve"> is relevant returned items divided by k when exactly k items are returned. </w:t>
+      </w:r>
+      <w:r>
+        <w:rPr>
+          <w:b/>
+        </w:rPr>
+        <w:t>Recall at k</w:t>
+      </w:r>
+      <w:r>
+        <w:rPr>
+          <w:b w:val="0"/>
+        </w:rPr>
+        <w:t xml:space="preserve"> is relevant returned items divided by all known relevant eligible items.</w:t>
+      </w:r>
+    </w:p>
+    <w:p>
+      <w:pPr>
+        <w:spacing w:line="336" w:lineRule="auto" w:after="180"/>
+      </w:pPr>
+      <w:r>
+        <w:rPr>
+          <w:b w:val="0"/>
+        </w:rPr>
+        <w:t>If the relevant set is unknown, do not invent recall.</w:t>
       </w:r>
     </w:p>
     <w:p>
@@ -829,8 +1402,49 @@
       </w:r>
     </w:p>
     <w:p>
-      <w:r>
-        <w:t>Before applying the procedure, write its units, denominator or decision boundary where relevant. A partner should be able to repeat each step using the same inputs. If a required input is absent or violates the stated contract, record that condition explicitly instead of quietly replacing it with a convenient value.</w:t>
+      <w:pPr>
+        <w:spacing w:line="336" w:lineRule="auto" w:after="180"/>
+      </w:pPr>
+      <w:r>
+        <w:rPr>
+          <w:b w:val="0"/>
+        </w:rPr>
+        <w:t xml:space="preserve">Before applying the procedure, write its units, denominator or decision boundary where relevant. A partner should be able to repeat each step using the same </w:t>
+      </w:r>
+      <w:r>
+        <w:rPr>
+          <w:b/>
+        </w:rPr>
+        <w:t>input</w:t>
+      </w:r>
+      <w:r>
+        <w:rPr>
+          <w:b w:val="0"/>
+        </w:rPr>
+        <w:t>s.</w:t>
+      </w:r>
+    </w:p>
+    <w:p>
+      <w:pPr>
+        <w:spacing w:line="336" w:lineRule="auto" w:after="180"/>
+      </w:pPr>
+      <w:r>
+        <w:rPr>
+          <w:b w:val="0"/>
+        </w:rPr>
+        <w:t xml:space="preserve">If a required </w:t>
+      </w:r>
+      <w:r>
+        <w:rPr>
+          <w:b/>
+        </w:rPr>
+        <w:t>input</w:t>
+      </w:r>
+      <w:r>
+        <w:rPr>
+          <w:b w:val="0"/>
+        </w:rPr>
+        <w:t xml:space="preserve"> is absent or violates the stated contract, record that condition explicitly instead of quietly replacing it with a convenient value.</w:t>
       </w:r>
     </w:p>
     <w:p>
@@ -842,8 +1456,26 @@
       </w:r>
     </w:p>
     <w:p>
-      <w:r>
-        <w:t>Point to the input, the deciding step and the result in this week’s visual. Explain the same step in ordinary words. A picture helps when you can say what each part represents.</w:t>
+      <w:pPr>
+        <w:spacing w:line="336" w:lineRule="auto" w:after="180"/>
+      </w:pPr>
+      <w:r>
+        <w:rPr>
+          <w:b w:val="0"/>
+        </w:rPr>
+        <w:t xml:space="preserve">Point to the </w:t>
+      </w:r>
+      <w:r>
+        <w:rPr>
+          <w:b/>
+        </w:rPr>
+        <w:t>input</w:t>
+      </w:r>
+      <w:r>
+        <w:rPr>
+          <w:b w:val="0"/>
+        </w:rPr>
+        <w:t>, the deciding step and the result in this week’s visual. Explain the same step in ordinary words. A picture helps when you can say what each part represents.</w:t>
       </w:r>
     </w:p>
     <w:p>
@@ -856,16 +1488,54 @@
     </w:p>
     <w:p>
       <w:r>
+        <w:t>Compare the supplied cases for Evaluation Sets. Identify the detail that changes the conclusion.</w:t>
+      </w:r>
+    </w:p>
+    <w:p>
+      <w:pPr>
+        <w:pStyle w:val="Heading3"/>
+      </w:pPr>
+      <w:r>
+        <w:t>The case to investigate</w:t>
+      </w:r>
+    </w:p>
+    <w:p>
+      <w:pPr>
+        <w:spacing w:line="336" w:lineRule="auto" w:after="180"/>
+        <w:shd w:fill="F1F6FC"/>
+      </w:pPr>
+      <w:r>
+        <w:rPr>
+          <w:b w:val="0"/>
+        </w:rPr>
         <w:t>CASE GALLERY</w:t>
       </w:r>
     </w:p>
     <w:p>
-      <w:r>
-        <w:t>Four Tests, Four Kinds of Evidence</w:t>
-      </w:r>
-    </w:p>
-    <w:p>
-      <w:r>
+      <w:pPr>
+        <w:spacing w:line="336" w:lineRule="auto" w:after="180"/>
+      </w:pPr>
+      <w:r>
+        <w:rPr>
+          <w:b w:val="0"/>
+        </w:rPr>
+        <w:t xml:space="preserve">Four Tests, Four Kinds of </w:t>
+      </w:r>
+      <w:r>
+        <w:rPr>
+          <w:b/>
+        </w:rPr>
+        <w:t>Evidence</w:t>
+      </w:r>
+    </w:p>
+    <w:p>
+      <w:pPr>
+        <w:spacing w:line="336" w:lineRule="auto" w:after="180"/>
+      </w:pPr>
+      <w:r>
+        <w:rPr>
+          <w:b w:val="0"/>
+        </w:rPr>
         <w:t>A system is not understood until it survives more than one comfortable example.</w:t>
       </w:r>
     </w:p>
@@ -942,8 +1612,47 @@
       </w:r>
     </w:p>
     <w:p>
-      <w:r>
-        <w:t>NORMAL CASE: predict and name evidence.     BOUNDARY CASE: predict and name evidence.</w:t>
+      <w:pPr>
+        <w:pStyle w:val="Heading3"/>
+      </w:pPr>
+      <w:r>
+        <w:t>The normal case</w:t>
+      </w:r>
+    </w:p>
+    <w:p>
+      <w:pPr>
+        <w:spacing w:line="336" w:lineRule="auto" w:after="180"/>
+        <w:shd w:fill="F1F6FC"/>
+      </w:pPr>
+      <w:r>
+        <w:rPr>
+          <w:b w:val="0"/>
+        </w:rPr>
+        <w:t xml:space="preserve">NORMAL CASE: predict and name </w:t>
+      </w:r>
+      <w:r>
+        <w:rPr>
+          <w:b/>
+        </w:rPr>
+        <w:t>evidence</w:t>
+      </w:r>
+      <w:r>
+        <w:rPr>
+          <w:b w:val="0"/>
+        </w:rPr>
+        <w:t xml:space="preserve">.     BOUNDARY CASE: predict and name </w:t>
+      </w:r>
+      <w:r>
+        <w:rPr>
+          <w:b/>
+        </w:rPr>
+        <w:t>evidence</w:t>
+      </w:r>
+      <w:r>
+        <w:rPr>
+          <w:b w:val="0"/>
+        </w:rPr>
+        <w:t>.</w:t>
       </w:r>
     </w:p>
     <w:p>
@@ -1019,12 +1728,58 @@
       </w:r>
     </w:p>
     <w:p>
-      <w:r>
-        <w:t>MISSING INFORMATION: predict and name evidence.     TRANSFER CASE: predict and name evidence.</w:t>
-      </w:r>
-    </w:p>
-    <w:p>
-      <w:r>
+      <w:pPr>
+        <w:pStyle w:val="Heading3"/>
+      </w:pPr>
+      <w:r>
+        <w:t>Check missing information</w:t>
+      </w:r>
+    </w:p>
+    <w:p>
+      <w:pPr>
+        <w:spacing w:line="336" w:lineRule="auto" w:after="180"/>
+        <w:shd w:fill="FFF5E6"/>
+      </w:pPr>
+      <w:r>
+        <w:rPr>
+          <w:b w:val="0"/>
+        </w:rPr>
+        <w:t xml:space="preserve">MISSING INFORMATION: predict and name </w:t>
+      </w:r>
+      <w:r>
+        <w:rPr>
+          <w:b/>
+        </w:rPr>
+        <w:t>evidence</w:t>
+      </w:r>
+      <w:r>
+        <w:rPr>
+          <w:b w:val="0"/>
+        </w:rPr>
+        <w:t xml:space="preserve">.     TRANSFER CASE: predict and name </w:t>
+      </w:r>
+      <w:r>
+        <w:rPr>
+          <w:b/>
+        </w:rPr>
+        <w:t>evidence</w:t>
+      </w:r>
+      <w:r>
+        <w:rPr>
+          <w:b w:val="0"/>
+        </w:rPr>
+        <w:t>.</w:t>
+      </w:r>
+    </w:p>
+    <w:p>
+      <w:pPr>
+        <w:spacing w:line="336" w:lineRule="auto" w:after="180"/>
+        <w:shd w:fill="F5F1FB"/>
+      </w:pPr>
+      <w:r>
+        <w:rPr>
+          <w:b w:val="0"/>
+        </w:rPr>
         <w:t>Which case is most likely to reveal a hidden assumption? Why?</w:t>
       </w:r>
     </w:p>
@@ -1070,17 +1825,80 @@
       </w:r>
     </w:p>
     <w:p>
-      <w:r>
-        <w:t>Change: Add three missing-evidence cases that all pass.</w:t>
-      </w:r>
-    </w:p>
-    <w:p>
-      <w:r>
-        <w:t>Prediction: Overall becomes 8/9, but supported answering remains 2/3.</w:t>
-      </w:r>
-    </w:p>
-    <w:p>
-      <w:r>
+      <w:pPr>
+        <w:pStyle w:val="Heading3"/>
+      </w:pPr>
+      <w:r>
+        <w:t>Change one thing</w:t>
+      </w:r>
+    </w:p>
+    <w:p>
+      <w:pPr>
+        <w:spacing w:line="336" w:lineRule="auto" w:after="180"/>
+        <w:shd w:fill="F5F1FB"/>
+      </w:pPr>
+      <w:r>
+        <w:rPr>
+          <w:b w:val="0"/>
+        </w:rPr>
+        <w:t>Change: Add three missing-</w:t>
+      </w:r>
+      <w:r>
+        <w:rPr>
+          <w:b/>
+        </w:rPr>
+        <w:t>evidence</w:t>
+      </w:r>
+      <w:r>
+        <w:rPr>
+          <w:b w:val="0"/>
+        </w:rPr>
+        <w:t xml:space="preserve"> cases that all pass.</w:t>
+      </w:r>
+    </w:p>
+    <w:p>
+      <w:pPr>
+        <w:pStyle w:val="Heading3"/>
+      </w:pPr>
+      <w:r>
+        <w:t>Predicted result</w:t>
+      </w:r>
+    </w:p>
+    <w:p>
+      <w:pPr>
+        <w:spacing w:line="336" w:lineRule="auto" w:after="180"/>
+        <w:shd w:fill="F1F6FC"/>
+      </w:pPr>
+      <w:r>
+        <w:rPr>
+          <w:b/>
+        </w:rPr>
+        <w:t>Prediction</w:t>
+      </w:r>
+      <w:r>
+        <w:rPr>
+          <w:b w:val="0"/>
+        </w:rPr>
+        <w:t>: Overall becomes 8/9, but supported answering remains 2/3.</w:t>
+      </w:r>
+    </w:p>
+    <w:p>
+      <w:pPr>
+        <w:pStyle w:val="Heading3"/>
+      </w:pPr>
+      <w:r>
+        <w:t>Why the result follows</w:t>
+      </w:r>
+    </w:p>
+    <w:p>
+      <w:pPr>
+        <w:spacing w:line="336" w:lineRule="auto" w:after="180"/>
+        <w:shd w:fill="F1F6FC"/>
+      </w:pPr>
+      <w:r>
+        <w:rPr>
+          <w:b w:val="0"/>
+        </w:rPr>
         <w:t>Reason: Changing the case mixture raises the pooled rate without improving any existing answerable result.</w:t>
       </w:r>
     </w:p>
@@ -1094,16 +1912,39 @@
     </w:p>
     <w:p>
       <w:r>
+        <w:t>Use the vocabulary of Evaluation Sets to explain a concrete decision, rather than only memorising definitions.</w:t>
+      </w:r>
+    </w:p>
+    <w:p>
+      <w:pPr>
+        <w:spacing w:line="336" w:lineRule="auto" w:after="180"/>
+      </w:pPr>
+      <w:r>
+        <w:rPr>
+          <w:b/>
+        </w:rPr>
         <w:t>VOCABULARY LAB</w:t>
       </w:r>
     </w:p>
     <w:p>
-      <w:r>
+      <w:pPr>
+        <w:spacing w:line="336" w:lineRule="auto" w:after="180"/>
+      </w:pPr>
+      <w:r>
+        <w:rPr>
+          <w:b w:val="0"/>
+        </w:rPr>
         <w:t>Words You Can Use to Reason</w:t>
       </w:r>
     </w:p>
     <w:p>
-      <w:r>
+      <w:pPr>
+        <w:spacing w:line="336" w:lineRule="auto" w:after="180"/>
+      </w:pPr>
+      <w:r>
+        <w:rPr>
+          <w:b w:val="0"/>
+        </w:rPr>
         <w:t>A definition matters when you can recognize the idea, use it, and contrast it with a near-miss.</w:t>
       </w:r>
     </w:p>
@@ -1626,17 +2467,58 @@
     </w:p>
     <w:p>
       <w:r>
-        <w:t>WORKED EVIDENCE</w:t>
-      </w:r>
-    </w:p>
-    <w:p>
-      <w:r>
+        <w:t>Follow the worked trace for Evaluation Sets, predict a step, then compare with its explanation.</w:t>
+      </w:r>
+    </w:p>
+    <w:p>
+      <w:pPr>
+        <w:spacing w:line="336" w:lineRule="auto" w:after="180"/>
+      </w:pPr>
+      <w:r>
+        <w:rPr>
+          <w:b/>
+        </w:rPr>
+        <w:t xml:space="preserve">WORKED </w:t>
+      </w:r>
+      <w:r>
+        <w:rPr>
+          <w:b/>
+        </w:rPr>
+        <w:t>EVIDENCE</w:t>
+      </w:r>
+    </w:p>
+    <w:p>
+      <w:pPr>
+        <w:spacing w:line="336" w:lineRule="auto" w:after="180"/>
+      </w:pPr>
+      <w:r>
+        <w:rPr>
+          <w:b w:val="0"/>
+        </w:rPr>
         <w:t>Reason Step by Step</w:t>
       </w:r>
     </w:p>
     <w:p>
-      <w:r>
-        <w:t>Predict first. Then check each step. A correct answer without visible reasoning is incomplete evidence.</w:t>
+      <w:pPr>
+        <w:spacing w:line="336" w:lineRule="auto" w:after="180"/>
+      </w:pPr>
+      <w:r>
+        <w:rPr>
+          <w:b w:val="0"/>
+        </w:rPr>
+        <w:t xml:space="preserve">Predict first. Then check each step. A correct answer without visible reasoning is incomplete </w:t>
+      </w:r>
+      <w:r>
+        <w:rPr>
+          <w:b/>
+        </w:rPr>
+        <w:t>evidence</w:t>
+      </w:r>
+      <w:r>
+        <w:rPr>
+          <w:b w:val="0"/>
+        </w:rPr>
+        <w:t>.</w:t>
       </w:r>
     </w:p>
     <w:p>
@@ -1676,27 +2558,85 @@
       </w:r>
     </w:p>
     <w:p>
-      <w:r>
+      <w:pPr>
+        <w:spacing w:line="336" w:lineRule="auto" w:after="180"/>
+        <w:shd w:fill="F4F9FC"/>
+      </w:pPr>
+      <w:r>
+        <w:rPr>
+          <w:b w:val="0"/>
+        </w:rPr>
         <w:t>1. Ten cases include factual, comparison, calculation, ambiguous, and missing-source questions.</w:t>
       </w:r>
     </w:p>
     <w:p>
-      <w:r>
+      <w:pPr>
+        <w:spacing w:line="336" w:lineRule="auto" w:after="180"/>
+        <w:shd w:fill="F4F9FC"/>
+      </w:pPr>
+      <w:r>
+        <w:rPr>
+          <w:b w:val="0"/>
+        </w:rPr>
         <w:t>2. Add conflicting-source, prompt-injection, sensitive-data, and accessibility cases.</w:t>
       </w:r>
     </w:p>
     <w:p>
-      <w:r>
-        <w:t>3. Write expected behavior before running the product.</w:t>
-      </w:r>
-    </w:p>
-    <w:p>
-      <w:r>
-        <w:t>4. After a repair, keep the failed case as a regression test.</w:t>
-      </w:r>
-    </w:p>
-    <w:p>
-      <w:r>
+      <w:pPr>
+        <w:spacing w:line="336" w:lineRule="auto" w:after="180"/>
+        <w:shd w:fill="F4F9FC"/>
+      </w:pPr>
+      <w:r>
+        <w:rPr>
+          <w:b w:val="0"/>
+        </w:rPr>
+        <w:t xml:space="preserve">3. Write </w:t>
+      </w:r>
+      <w:r>
+        <w:rPr>
+          <w:b/>
+        </w:rPr>
+        <w:t>expected behavior</w:t>
+      </w:r>
+      <w:r>
+        <w:rPr>
+          <w:b w:val="0"/>
+        </w:rPr>
+        <w:t xml:space="preserve"> before running the product.</w:t>
+      </w:r>
+    </w:p>
+    <w:p>
+      <w:pPr>
+        <w:spacing w:line="336" w:lineRule="auto" w:after="180"/>
+        <w:shd w:fill="F4F9FC"/>
+      </w:pPr>
+      <w:r>
+        <w:rPr>
+          <w:b w:val="0"/>
+        </w:rPr>
+        <w:t xml:space="preserve">4. After a repair, keep the failed case as a </w:t>
+      </w:r>
+      <w:r>
+        <w:rPr>
+          <w:b/>
+        </w:rPr>
+        <w:t>regression test</w:t>
+      </w:r>
+      <w:r>
+        <w:rPr>
+          <w:b w:val="0"/>
+        </w:rPr>
+        <w:t>.</w:t>
+      </w:r>
+    </w:p>
+    <w:p>
+      <w:pPr>
+        <w:spacing w:line="336" w:lineRule="auto" w:after="180"/>
+      </w:pPr>
+      <w:r>
+        <w:rPr>
+          <w:b w:val="0"/>
+        </w:rPr>
         <w:t>Recalculate, retrace, or restate the reasoning in your own representation:</w:t>
       </w:r>
     </w:p>
@@ -1734,8 +2674,27 @@
       </w:r>
     </w:p>
     <w:p>
-      <w:r>
-        <w:t>CHECK  Did the evidence answer the exact question? Did the total, path, or source record stay consistent?</w:t>
+      <w:pPr>
+        <w:spacing w:line="336" w:lineRule="auto" w:after="180"/>
+        <w:shd w:fill="F5F1FB"/>
+      </w:pPr>
+      <w:r>
+        <w:rPr>
+          <w:b w:val="0"/>
+        </w:rPr>
+        <w:t xml:space="preserve">CHECK  Did the </w:t>
+      </w:r>
+      <w:r>
+        <w:rPr>
+          <w:b/>
+        </w:rPr>
+        <w:t>evidence</w:t>
+      </w:r>
+      <w:r>
+        <w:rPr>
+          <w:b w:val="0"/>
+        </w:rPr>
+        <w:t xml:space="preserve"> answer the exact question? Did the total, path, or source record stay consistent?</w:t>
       </w:r>
     </w:p>
     <w:p>
@@ -1747,18 +2706,49 @@
       </w:r>
     </w:p>
     <w:p>
-      <w:r>
-        <w:t>Ten cases include six answerable and four missing-evidence cases. System answers five answerable correctly and abstains appropriately on three missing cases.</w:t>
-      </w:r>
-    </w:p>
-    <w:p>
-      <w:r>
-        <w:t>Answer correctness 5/6; appropriate fallback 3/4; combined contract passes 8/10 if each case has one required outcome. Different denominators answer different questions.</w:t>
-      </w:r>
-    </w:p>
-    <w:p>
-      <w:r>
-        <w:t>Compare the intermediate evidence with the final statement. Explain why each number or decision follows from the stated inputs. The conclusion belongs to this scenario and procedure; changing the inputs, evaluation population or authority can change what it establishes. Retain the raw record so a later revision can be compared honestly.</w:t>
+      <w:pPr>
+        <w:spacing w:line="336" w:lineRule="auto" w:after="180"/>
+      </w:pPr>
+      <w:r>
+        <w:rPr>
+          <w:b w:val="0"/>
+        </w:rPr>
+        <w:t>Ten cases include six answerable and four missing-</w:t>
+      </w:r>
+      <w:r>
+        <w:rPr>
+          <w:b/>
+        </w:rPr>
+        <w:t>evidence</w:t>
+      </w:r>
+      <w:r>
+        <w:rPr>
+          <w:b w:val="0"/>
+        </w:rPr>
+        <w:t xml:space="preserve"> cases. System answers five answerable correctly and abstains appropriately on three missing cases.</w:t>
+      </w:r>
+    </w:p>
+    <w:p>
+      <w:pPr>
+        <w:spacing w:line="336" w:lineRule="auto" w:after="180"/>
+      </w:pPr>
+      <w:r>
+        <w:rPr>
+          <w:b w:val="0"/>
+        </w:rPr>
+        <w:t xml:space="preserve">Answer correctness 5/6; appropriate fallback 3/4; combined </w:t>
+      </w:r>
+      <w:r>
+        <w:rPr>
+          <w:b/>
+        </w:rPr>
+        <w:t>contract pass</w:t>
+      </w:r>
+      <w:r>
+        <w:rPr>
+          <w:b w:val="0"/>
+        </w:rPr>
+        <w:t>es 8/10 if each case has one required outcome. Different denominators answer different questions.</w:t>
       </w:r>
     </w:p>
     <w:p>
@@ -1766,34 +2756,183 @@
         <w:pStyle w:val="Heading3"/>
       </w:pPr>
       <w:r>
+        <w:t>Worked explanation · Evaluation Sets</w:t>
+      </w:r>
+    </w:p>
+    <w:p>
+      <w:pPr>
+        <w:spacing w:line="336" w:lineRule="auto" w:after="180"/>
+        <w:shd w:fill="F1F6FC"/>
+      </w:pPr>
+      <w:r>
+        <w:rPr>
+          <w:b w:val="0"/>
+        </w:rPr>
+        <w:t xml:space="preserve">Compare the intermediate </w:t>
+      </w:r>
+      <w:r>
+        <w:rPr>
+          <w:b/>
+        </w:rPr>
+        <w:t>evidence</w:t>
+      </w:r>
+      <w:r>
+        <w:rPr>
+          <w:b w:val="0"/>
+        </w:rPr>
+        <w:t xml:space="preserve"> with the final statement. Explain why each number or decision follows from the stated </w:t>
+      </w:r>
+      <w:r>
+        <w:rPr>
+          <w:b/>
+        </w:rPr>
+        <w:t>input</w:t>
+      </w:r>
+      <w:r>
+        <w:rPr>
+          <w:b w:val="0"/>
+        </w:rPr>
+        <w:t>s.</w:t>
+      </w:r>
+    </w:p>
+    <w:p>
+      <w:pPr>
+        <w:spacing w:line="336" w:lineRule="auto" w:after="180"/>
+        <w:shd w:fill="F1F6FC"/>
+      </w:pPr>
+      <w:r>
+        <w:rPr>
+          <w:b w:val="0"/>
+        </w:rPr>
+        <w:t xml:space="preserve">The conclusion belongs to this scenario and procedure; changing the </w:t>
+      </w:r>
+      <w:r>
+        <w:rPr>
+          <w:b/>
+        </w:rPr>
+        <w:t>input</w:t>
+      </w:r>
+      <w:r>
+        <w:rPr>
+          <w:b w:val="0"/>
+        </w:rPr>
+        <w:t>s, evaluation population or authority can change what it establishes. Retain the raw record so a later revision can be compared honestly.</w:t>
+      </w:r>
+    </w:p>
+    <w:p>
+      <w:pPr>
+        <w:pStyle w:val="Heading3"/>
+      </w:pPr>
+      <w:r>
         <w:t>Apply the connected idea: Ranking and retrieval evaluation</w:t>
       </w:r>
     </w:p>
     <w:p>
-      <w:r>
+      <w:pPr>
+        <w:spacing w:line="336" w:lineRule="auto" w:after="180"/>
+      </w:pPr>
+      <w:r>
+        <w:rPr>
+          <w:b w:val="0"/>
+        </w:rPr>
         <w:t>Relevant documents are A, C, E. Top three results A, B, C contain two relevant items.</w:t>
       </w:r>
     </w:p>
     <w:p>
-      <w:r>
+      <w:pPr>
+        <w:spacing w:line="336" w:lineRule="auto" w:after="180"/>
+      </w:pPr>
+      <w:r>
+        <w:rPr>
+          <w:b w:val="0"/>
+        </w:rPr>
         <w:t>Precision@3=2/3; recall@3=2/3. Duplicates should not count as distinct retrieved documents.</w:t>
       </w:r>
     </w:p>
     <w:p>
-      <w:r>
-        <w:t>Compare the intermediate evidence with the final statement. Explain why each number or decision follows from the stated inputs. The conclusion belongs to this scenario and procedure; changing the inputs, evaluation population or authority can change what it establishes. Retain the raw record so a later revision can be compared honestly.</w:t>
-      </w:r>
-    </w:p>
-    <w:p>
       <w:pPr>
         <w:pStyle w:val="Heading3"/>
       </w:pPr>
       <w:r>
+        <w:t>Worked explanation · Evaluation Sets</w:t>
+      </w:r>
+    </w:p>
+    <w:p>
+      <w:pPr>
+        <w:spacing w:line="336" w:lineRule="auto" w:after="180"/>
+        <w:shd w:fill="F1F6FC"/>
+      </w:pPr>
+      <w:r>
+        <w:rPr>
+          <w:b w:val="0"/>
+        </w:rPr>
+        <w:t xml:space="preserve">Compare the intermediate </w:t>
+      </w:r>
+      <w:r>
+        <w:rPr>
+          <w:b/>
+        </w:rPr>
+        <w:t>evidence</w:t>
+      </w:r>
+      <w:r>
+        <w:rPr>
+          <w:b w:val="0"/>
+        </w:rPr>
+        <w:t xml:space="preserve"> with the final statement. Explain why each number or decision follows from the stated </w:t>
+      </w:r>
+      <w:r>
+        <w:rPr>
+          <w:b/>
+        </w:rPr>
+        <w:t>input</w:t>
+      </w:r>
+      <w:r>
+        <w:rPr>
+          <w:b w:val="0"/>
+        </w:rPr>
+        <w:t>s.</w:t>
+      </w:r>
+    </w:p>
+    <w:p>
+      <w:pPr>
+        <w:spacing w:line="336" w:lineRule="auto" w:after="180"/>
+        <w:shd w:fill="F1F6FC"/>
+      </w:pPr>
+      <w:r>
+        <w:rPr>
+          <w:b w:val="0"/>
+        </w:rPr>
+        <w:t xml:space="preserve">The conclusion belongs to this scenario and procedure; changing the </w:t>
+      </w:r>
+      <w:r>
+        <w:rPr>
+          <w:b/>
+        </w:rPr>
+        <w:t>input</w:t>
+      </w:r>
+      <w:r>
+        <w:rPr>
+          <w:b w:val="0"/>
+        </w:rPr>
+        <w:t>s, evaluation population or authority can change what it establishes. Retain the raw record so a later revision can be compared honestly.</w:t>
+      </w:r>
+    </w:p>
+    <w:p>
+      <w:pPr>
+        <w:pStyle w:val="Heading3"/>
+      </w:pPr>
+      <w:r>
         <w:t>Learn from the worked case</w:t>
       </w:r>
     </w:p>
     <w:p>
-      <w:r>
+      <w:pPr>
+        <w:spacing w:line="336" w:lineRule="auto" w:after="180"/>
+      </w:pPr>
+      <w:r>
+        <w:rPr>
+          <w:b w:val="0"/>
+        </w:rPr>
         <w:t>Cover the result before checking it. Say what is given, choose the procedure, and follow one step at a time. Then uncover the result and explain your first mismatch. Ask why a step is allowed, not only what number it produces.</w:t>
       </w:r>
     </w:p>
@@ -1806,8 +2945,26 @@
       </w:r>
     </w:p>
     <w:p>
-      <w:r>
-        <w:t>Design an evaluation set that checks answering and appropriate uncertainty separately.</w:t>
+      <w:pPr>
+        <w:spacing w:line="336" w:lineRule="auto" w:after="180"/>
+      </w:pPr>
+      <w:r>
+        <w:rPr>
+          <w:b w:val="0"/>
+        </w:rPr>
+        <w:t xml:space="preserve">Design an </w:t>
+      </w:r>
+      <w:r>
+        <w:rPr>
+          <w:b/>
+        </w:rPr>
+        <w:t>evaluation set</w:t>
+      </w:r>
+      <w:r>
+        <w:rPr>
+          <w:b w:val="0"/>
+        </w:rPr>
+        <w:t xml:space="preserve"> that checks answering and appropriate uncertainty separately.</w:t>
       </w:r>
     </w:p>
     <w:p>
@@ -1819,13 +2976,55 @@
       </w:r>
     </w:p>
     <w:p>
-      <w:r>
+      <w:pPr>
+        <w:pStyle w:val="Heading3"/>
+      </w:pPr>
+      <w:r>
+        <w:t>Supplied facts</w:t>
+      </w:r>
+    </w:p>
+    <w:p>
+      <w:pPr>
+        <w:spacing w:line="336" w:lineRule="auto" w:after="180"/>
+        <w:shd w:fill="F1F6FC"/>
+      </w:pPr>
+      <w:r>
+        <w:rPr>
+          <w:b w:val="0"/>
+        </w:rPr>
         <w:t>Six toy questions: three have source answers and three do not. Results: 2 supported answers out of 3; 3 correct “not in source” responses out of 3.</w:t>
       </w:r>
     </w:p>
     <w:p>
-      <w:r>
-        <w:t>All inputs and outcomes in this worked example are invented classroom data; no real model run is claimed.</w:t>
+      <w:pPr>
+        <w:pStyle w:val="Heading3"/>
+      </w:pPr>
+      <w:r>
+        <w:t>Supplied facts</w:t>
+      </w:r>
+    </w:p>
+    <w:p>
+      <w:pPr>
+        <w:spacing w:line="336" w:lineRule="auto" w:after="180"/>
+        <w:shd w:fill="F1F6FC"/>
+      </w:pPr>
+      <w:r>
+        <w:rPr>
+          <w:b w:val="0"/>
+        </w:rPr>
+        <w:t xml:space="preserve">All </w:t>
+      </w:r>
+      <w:r>
+        <w:rPr>
+          <w:b/>
+        </w:rPr>
+        <w:t>input</w:t>
+      </w:r>
+      <w:r>
+        <w:rPr>
+          <w:b w:val="0"/>
+        </w:rPr>
+        <w:t>s and outcomes in this worked example are invented classroom data; no real model run is claimed.</w:t>
       </w:r>
     </w:p>
     <w:p>
@@ -1988,31 +3187,151 @@
       </w:r>
     </w:p>
     <w:p>
-      <w:r>
-        <w:t>Read the picture in order. Five of six pass overall; the perfect missing-evidence group hides one answering failure if only totals are discussed. The arrows show which recorded input or intermediate result each decision uses. Explain the deciding step aloud before checking the changed case; pointing to the final answer alone does not show how it follows.</w:t>
-      </w:r>
-    </w:p>
-    <w:p>
       <w:pPr>
         <w:pStyle w:val="Heading3"/>
       </w:pPr>
       <w:r>
+        <w:t>Why the result follows</w:t>
+      </w:r>
+    </w:p>
+    <w:p>
+      <w:pPr>
+        <w:spacing w:line="336" w:lineRule="auto" w:after="180"/>
+        <w:shd w:fill="F1F6FC"/>
+      </w:pPr>
+      <w:r>
+        <w:rPr>
+          <w:b w:val="0"/>
+        </w:rPr>
+        <w:t>Read the picture in order. Five of six pass overall; the perfect missing-</w:t>
+      </w:r>
+      <w:r>
+        <w:rPr>
+          <w:b/>
+        </w:rPr>
+        <w:t>evidence</w:t>
+      </w:r>
+      <w:r>
+        <w:rPr>
+          <w:b w:val="0"/>
+        </w:rPr>
+        <w:t xml:space="preserve"> group hides one answering failure if only totals are discussed. The arrows show which recorded </w:t>
+      </w:r>
+      <w:r>
+        <w:rPr>
+          <w:b/>
+        </w:rPr>
+        <w:t>input</w:t>
+      </w:r>
+      <w:r>
+        <w:rPr>
+          <w:b w:val="0"/>
+        </w:rPr>
+        <w:t xml:space="preserve"> or intermediate result each decision uses.</w:t>
+      </w:r>
+    </w:p>
+    <w:p>
+      <w:pPr>
+        <w:spacing w:line="336" w:lineRule="auto" w:after="180"/>
+        <w:shd w:fill="F1F6FC"/>
+      </w:pPr>
+      <w:r>
+        <w:rPr>
+          <w:b w:val="0"/>
+        </w:rPr>
+        <w:t>Explain the deciding step aloud before checking the changed case; pointing to the final answer alone does not show how it follows.</w:t>
+      </w:r>
+    </w:p>
+    <w:p>
+      <w:pPr>
+        <w:pStyle w:val="Heading3"/>
+      </w:pPr>
+      <w:r>
         <w:t>What this example does not establish</w:t>
       </w:r>
     </w:p>
     <w:p>
-      <w:r>
+      <w:pPr>
+        <w:pStyle w:val="Heading3"/>
+      </w:pPr>
+      <w:r>
+        <w:t>Keep the stated limit</w:t>
+      </w:r>
+    </w:p>
+    <w:p>
+      <w:pPr>
+        <w:spacing w:line="336" w:lineRule="auto" w:after="180"/>
+        <w:shd w:fill="FFF5E6"/>
+      </w:pPr>
+      <w:r>
+        <w:rPr>
+          <w:b w:val="0"/>
+        </w:rPr>
         <w:t>A small constructed set probes specific behaviours; its pooled rate is not an estimate of every future classroom question.</w:t>
       </w:r>
     </w:p>
     <w:p>
-      <w:r>
-        <w:t>Read the labelled picture: Did the added cases demonstrate better answering? Point to the relevant step in the picture, then write the changed result and the rule or evidence that supports it.</w:t>
-      </w:r>
-    </w:p>
-    <w:p>
-      <w:r>
-        <w:t>Change one thing: Add three missing-evidence cases that all pass. Predict the result before checking the explanation. What remains the same?</w:t>
+      <w:pPr>
+        <w:pStyle w:val="Heading3"/>
+      </w:pPr>
+      <w:r>
+        <w:t>Keep the stated limit</w:t>
+      </w:r>
+    </w:p>
+    <w:p>
+      <w:pPr>
+        <w:spacing w:line="336" w:lineRule="auto" w:after="180"/>
+        <w:shd w:fill="FFF5E6"/>
+      </w:pPr>
+      <w:r>
+        <w:rPr>
+          <w:b w:val="0"/>
+        </w:rPr>
+        <w:t xml:space="preserve">Read the labelled picture: Did the added cases demonstrate better answering? Point to the relevant step in the picture, then write the changed result and the rule or </w:t>
+      </w:r>
+      <w:r>
+        <w:rPr>
+          <w:b/>
+        </w:rPr>
+        <w:t>evidence</w:t>
+      </w:r>
+      <w:r>
+        <w:rPr>
+          <w:b w:val="0"/>
+        </w:rPr>
+        <w:t xml:space="preserve"> that supports it.</w:t>
+      </w:r>
+    </w:p>
+    <w:p>
+      <w:pPr>
+        <w:pStyle w:val="Heading3"/>
+      </w:pPr>
+      <w:r>
+        <w:t>Keep the stated limit</w:t>
+      </w:r>
+    </w:p>
+    <w:p>
+      <w:pPr>
+        <w:spacing w:line="336" w:lineRule="auto" w:after="180"/>
+        <w:shd w:fill="FFF5E6"/>
+      </w:pPr>
+      <w:r>
+        <w:rPr>
+          <w:b w:val="0"/>
+        </w:rPr>
+        <w:t>Change one thing: Add three missing-</w:t>
+      </w:r>
+      <w:r>
+        <w:rPr>
+          <w:b/>
+        </w:rPr>
+        <w:t>evidence</w:t>
+      </w:r>
+      <w:r>
+        <w:rPr>
+          <w:b w:val="0"/>
+        </w:rPr>
+        <w:t xml:space="preserve"> cases that all pass. Predict the result before checking the explanation. What remains the same?</w:t>
       </w:r>
     </w:p>
     <w:p>
@@ -2025,17 +3344,61 @@
     </w:p>
     <w:p>
       <w:r>
+        <w:t>Find the unsupported step in the Evaluation Sets claim and explain a repair using the supplied evidence.</w:t>
+      </w:r>
+    </w:p>
+    <w:p>
+      <w:pPr>
+        <w:pStyle w:val="Heading3"/>
+      </w:pPr>
+      <w:r>
+        <w:t>Find the first error</w:t>
+      </w:r>
+    </w:p>
+    <w:p>
+      <w:pPr>
+        <w:spacing w:line="336" w:lineRule="auto" w:after="180"/>
+        <w:shd w:fill="FFF5E6"/>
+      </w:pPr>
+      <w:r>
+        <w:rPr>
+          <w:b w:val="0"/>
+        </w:rPr>
         <w:t>ERROR DETECTIVE</w:t>
       </w:r>
     </w:p>
     <w:p>
-      <w:r>
+      <w:pPr>
+        <w:spacing w:line="336" w:lineRule="auto" w:after="180"/>
+      </w:pPr>
+      <w:r>
+        <w:rPr>
+          <w:b w:val="0"/>
+        </w:rPr>
         <w:t>Compare → Diagnose → Repair</w:t>
       </w:r>
     </w:p>
     <w:p>
-      <w:r>
-        <w:t>Do not patch the answer. Find the earliest unsupported assumption, wrong step, or weak evidence.</w:t>
+      <w:pPr>
+        <w:spacing w:line="336" w:lineRule="auto" w:after="180"/>
+      </w:pPr>
+      <w:r>
+        <w:rPr>
+          <w:b w:val="0"/>
+        </w:rPr>
+        <w:t xml:space="preserve">Do not patch the answer. Find the earliest unsupported assumption, wrong step, or weak </w:t>
+      </w:r>
+      <w:r>
+        <w:rPr>
+          <w:b/>
+        </w:rPr>
+        <w:t>evidence</w:t>
+      </w:r>
+      <w:r>
+        <w:rPr>
+          <w:b w:val="0"/>
+        </w:rPr>
+        <w:t>.</w:t>
       </w:r>
     </w:p>
     <w:p>
@@ -2285,7 +3648,14 @@
       </w:tr>
     </w:tbl>
     <w:p>
-      <w:r>
+      <w:pPr>
+        <w:spacing w:line="336" w:lineRule="auto" w:after="180"/>
+        <w:shd w:fill="F5F1FB"/>
+      </w:pPr>
+      <w:r>
+        <w:rPr>
+          <w:b w:val="0"/>
+        </w:rPr>
         <w:t>Repair one cause. Why is this repair better than changing several things?</w:t>
       </w:r>
     </w:p>
@@ -2331,15 +3701,42 @@
       </w:r>
     </w:p>
     <w:p>
-      <w:r>
-        <w:t>Complete the supported workbook tasks before attempting W4 independently. Record any hints or help used. After feedback, use the teacher's fresh retry rather than copying the earlier answer. For a project, select a relevant new case, predict the outcome from the declared rule and preserve the result alongside any revision.</w:t>
-      </w:r>
-    </w:p>
-    <w:p>
       <w:pPr>
         <w:pStyle w:val="Heading3"/>
       </w:pPr>
       <w:r>
+        <w:t>Check the claim against the facts</w:t>
+      </w:r>
+    </w:p>
+    <w:p>
+      <w:pPr>
+        <w:spacing w:line="336" w:lineRule="auto" w:after="180"/>
+        <w:shd w:fill="FFF5E6"/>
+      </w:pPr>
+      <w:r>
+        <w:rPr>
+          <w:b w:val="0"/>
+        </w:rPr>
+        <w:t>Complete the supported workbook tasks before attempting W4 independently. Record any hints or help used. After feedback, use the teacher's fresh retry rather than copying the earlier answer.</w:t>
+      </w:r>
+    </w:p>
+    <w:p>
+      <w:pPr>
+        <w:spacing w:line="336" w:lineRule="auto" w:after="180"/>
+        <w:shd w:fill="FFF5E6"/>
+      </w:pPr>
+      <w:r>
+        <w:rPr>
+          <w:b w:val="0"/>
+        </w:rPr>
+        <w:t>For a project, select a relevant new case, predict the outcome from the declared rule and preserve the result alongside any revision.</w:t>
+      </w:r>
+    </w:p>
+    <w:p>
+      <w:pPr>
+        <w:pStyle w:val="Heading3"/>
+      </w:pPr>
+      <w:r>
         <w:t>Exit: propose one revealing change to the worked scenario. State the expected outcome and the evidence that would make you revise your explanation.</w:t>
       </w:r>
     </w:p>
@@ -2377,15 +3774,42 @@
       </w:r>
     </w:p>
     <w:p>
-      <w:r>
-        <w:t>Complete the supported workbook tasks before attempting W4 independently. Record any hints or help used. After feedback, use the teacher's fresh retry rather than copying the earlier answer. For a project, select a relevant new case, predict the outcome from the declared rule and preserve the result alongside any revision.</w:t>
-      </w:r>
-    </w:p>
-    <w:p>
       <w:pPr>
         <w:pStyle w:val="Heading3"/>
       </w:pPr>
       <w:r>
+        <w:t>Check the claim against the facts</w:t>
+      </w:r>
+    </w:p>
+    <w:p>
+      <w:pPr>
+        <w:spacing w:line="336" w:lineRule="auto" w:after="180"/>
+        <w:shd w:fill="FFF5E6"/>
+      </w:pPr>
+      <w:r>
+        <w:rPr>
+          <w:b w:val="0"/>
+        </w:rPr>
+        <w:t>Complete the supported workbook tasks before attempting W4 independently. Record any hints or help used. After feedback, use the teacher's fresh retry rather than copying the earlier answer.</w:t>
+      </w:r>
+    </w:p>
+    <w:p>
+      <w:pPr>
+        <w:spacing w:line="336" w:lineRule="auto" w:after="180"/>
+        <w:shd w:fill="FFF5E6"/>
+      </w:pPr>
+      <w:r>
+        <w:rPr>
+          <w:b w:val="0"/>
+        </w:rPr>
+        <w:t>For a project, select a relevant new case, predict the outcome from the declared rule and preserve the result alongside any revision.</w:t>
+      </w:r>
+    </w:p>
+    <w:p>
+      <w:pPr>
+        <w:pStyle w:val="Heading3"/>
+      </w:pPr>
+      <w:r>
         <w:t>Exit: propose one revealing change to the worked scenario. State the expected outcome and the evidence that would make you revise your explanation.</w:t>
       </w:r>
     </w:p>
@@ -2424,16 +3848,39 @@
     </w:p>
     <w:p>
       <w:r>
+        <w:t>Practise Evaluation Sets with support, then explain the deciding step in your own words.</w:t>
+      </w:r>
+    </w:p>
+    <w:p>
+      <w:pPr>
+        <w:spacing w:line="336" w:lineRule="auto" w:after="180"/>
+      </w:pPr>
+      <w:r>
+        <w:rPr>
+          <w:b/>
+        </w:rPr>
         <w:t>LOGIC STUDIO</w:t>
       </w:r>
     </w:p>
     <w:p>
-      <w:r>
+      <w:pPr>
+        <w:spacing w:line="336" w:lineRule="auto" w:after="180"/>
+      </w:pPr>
+      <w:r>
+        <w:rPr>
+          <w:b w:val="0"/>
+        </w:rPr>
         <w:t>Specify Before You Run</w:t>
       </w:r>
     </w:p>
     <w:p>
-      <w:r>
+      <w:pPr>
+        <w:spacing w:line="336" w:lineRule="auto" w:after="180"/>
+      </w:pPr>
+      <w:r>
+        <w:rPr>
+          <w:b w:val="0"/>
+        </w:rPr>
         <w:t>Prompts, schemas, retrieval, tool calls, and code are inspectable parts of one AI product.</w:t>
       </w:r>
     </w:p>
@@ -2474,8 +3921,26 @@
       </w:r>
     </w:p>
     <w:p>
-      <w:r>
-        <w:t>SET task, audience, constraints, output_schema</w:t>
+      <w:pPr>
+        <w:spacing w:line="336" w:lineRule="auto" w:after="180"/>
+      </w:pPr>
+      <w:r>
+        <w:rPr>
+          <w:b w:val="0"/>
+        </w:rPr>
+        <w:t xml:space="preserve">SET task, audience, constraints, </w:t>
+      </w:r>
+      <w:r>
+        <w:rPr>
+          <w:b/>
+        </w:rPr>
+        <w:t>output</w:t>
+      </w:r>
+      <w:r>
+        <w:rPr>
+          <w:b w:val="0"/>
+        </w:rPr>
+        <w:t>_schema</w:t>
         <w:br/>
         <w:t>LOAD approved_context or retrieval_result</w:t>
         <w:br/>
@@ -2483,14 +3948,57 @@
         <w:br/>
         <w:t>VALIDATE fields, claims, citations, and safety</w:t>
         <w:br/>
-        <w:t>IF evidence missing: ask, retrieve, or abstain</w:t>
+        <w:t xml:space="preserve">IF </w:t>
+      </w:r>
+      <w:r>
+        <w:rPr>
+          <w:b/>
+        </w:rPr>
+        <w:t>evidence</w:t>
+      </w:r>
+      <w:r>
+        <w:rPr>
+          <w:b w:val="0"/>
+        </w:rPr>
+        <w:t xml:space="preserve"> missing: ask, retrieve, or abstain</w:t>
         <w:br/>
-        <w:t>RETURN useful output + source trail + limitations</w:t>
-      </w:r>
-    </w:p>
-    <w:p>
-      <w:r>
-        <w:t>Trace one input. Which line changes the state or chooses a path?</w:t>
+        <w:t xml:space="preserve">RETURN useful </w:t>
+      </w:r>
+      <w:r>
+        <w:rPr>
+          <w:b/>
+        </w:rPr>
+        <w:t>output</w:t>
+      </w:r>
+      <w:r>
+        <w:rPr>
+          <w:b w:val="0"/>
+        </w:rPr>
+        <w:t xml:space="preserve"> + source trail + limitations</w:t>
+      </w:r>
+    </w:p>
+    <w:p>
+      <w:pPr>
+        <w:spacing w:line="336" w:lineRule="auto" w:after="180"/>
+        <w:shd w:fill="F5F1FB"/>
+      </w:pPr>
+      <w:r>
+        <w:rPr>
+          <w:b w:val="0"/>
+        </w:rPr>
+        <w:t xml:space="preserve">Trace one </w:t>
+      </w:r>
+      <w:r>
+        <w:rPr>
+          <w:b/>
+        </w:rPr>
+        <w:t>input</w:t>
+      </w:r>
+      <w:r>
+        <w:rPr>
+          <w:b w:val="0"/>
+        </w:rPr>
+        <w:t>. Which line changes the state or chooses a path?</w:t>
       </w:r>
     </w:p>
     <w:p>
@@ -2535,13 +4043,60 @@
       </w:r>
     </w:p>
     <w:p>
-      <w:r>
-        <w:t>Evaluation coverage limits the claim; prompts tuned on these cases need new reserved final cases.</w:t>
-      </w:r>
-    </w:p>
-    <w:p>
-      <w:r>
-        <w:t>A useful check asks what would make the reasoning fail. Distinguish a failure to execute the declared procedure from a weakness in the procedure itself. The first may require a correction; the second requires an explicitly revised method and new evidence. Preserve unsuccessful cases so an improved result cannot hide the original problem.</w:t>
+      <w:pPr>
+        <w:spacing w:line="336" w:lineRule="auto" w:after="180"/>
+      </w:pPr>
+      <w:r>
+        <w:rPr>
+          <w:b w:val="0"/>
+        </w:rPr>
+        <w:t xml:space="preserve">Evaluation </w:t>
+      </w:r>
+      <w:r>
+        <w:rPr>
+          <w:b/>
+        </w:rPr>
+        <w:t>coverage</w:t>
+      </w:r>
+      <w:r>
+        <w:rPr>
+          <w:b w:val="0"/>
+        </w:rPr>
+        <w:t xml:space="preserve"> limits the claim; prompts tuned on these cases need new reserved final cases.</w:t>
+      </w:r>
+    </w:p>
+    <w:p>
+      <w:pPr>
+        <w:spacing w:line="336" w:lineRule="auto" w:after="180"/>
+      </w:pPr>
+      <w:r>
+        <w:rPr>
+          <w:b w:val="0"/>
+        </w:rPr>
+        <w:t>A useful check asks what would make the reasoning fail. Distinguish a failure to execute the declared procedure from a weakness in the procedure itself.</w:t>
+      </w:r>
+    </w:p>
+    <w:p>
+      <w:pPr>
+        <w:spacing w:line="336" w:lineRule="auto" w:after="180"/>
+      </w:pPr>
+      <w:r>
+        <w:rPr>
+          <w:b w:val="0"/>
+        </w:rPr>
+        <w:t xml:space="preserve">The first may require a correction; the second requires an explicitly revised method and new </w:t>
+      </w:r>
+      <w:r>
+        <w:rPr>
+          <w:b/>
+        </w:rPr>
+        <w:t>evidence</w:t>
+      </w:r>
+      <w:r>
+        <w:rPr>
+          <w:b w:val="0"/>
+        </w:rPr>
+        <w:t>. Preserve unsuccessful cases so an improved result cannot hide the original problem.</w:t>
       </w:r>
     </w:p>
     <w:p>
@@ -2586,13 +4141,60 @@
       </w:r>
     </w:p>
     <w:p>
-      <w:r>
-        <w:t>Known judgments may be incomplete; a score over one query does not establish coverage over all queries.</w:t>
-      </w:r>
-    </w:p>
-    <w:p>
-      <w:r>
-        <w:t>A useful check asks what would make the reasoning fail. Distinguish a failure to execute the declared procedure from a weakness in the procedure itself. The first may require a correction; the second requires an explicitly revised method and new evidence. Preserve unsuccessful cases so an improved result cannot hide the original problem.</w:t>
+      <w:pPr>
+        <w:spacing w:line="336" w:lineRule="auto" w:after="180"/>
+      </w:pPr>
+      <w:r>
+        <w:rPr>
+          <w:b w:val="0"/>
+        </w:rPr>
+        <w:t xml:space="preserve">Known judgments may be incomplete; a score over one query does not establish </w:t>
+      </w:r>
+      <w:r>
+        <w:rPr>
+          <w:b/>
+        </w:rPr>
+        <w:t>coverage</w:t>
+      </w:r>
+      <w:r>
+        <w:rPr>
+          <w:b w:val="0"/>
+        </w:rPr>
+        <w:t xml:space="preserve"> over all queries.</w:t>
+      </w:r>
+    </w:p>
+    <w:p>
+      <w:pPr>
+        <w:spacing w:line="336" w:lineRule="auto" w:after="180"/>
+      </w:pPr>
+      <w:r>
+        <w:rPr>
+          <w:b w:val="0"/>
+        </w:rPr>
+        <w:t>A useful check asks what would make the reasoning fail. Distinguish a failure to execute the declared procedure from a weakness in the procedure itself.</w:t>
+      </w:r>
+    </w:p>
+    <w:p>
+      <w:pPr>
+        <w:spacing w:line="336" w:lineRule="auto" w:after="180"/>
+      </w:pPr>
+      <w:r>
+        <w:rPr>
+          <w:b w:val="0"/>
+        </w:rPr>
+        <w:t xml:space="preserve">The first may require a correction; the second requires an explicitly revised method and new </w:t>
+      </w:r>
+      <w:r>
+        <w:rPr>
+          <w:b/>
+        </w:rPr>
+        <w:t>evidence</w:t>
+      </w:r>
+      <w:r>
+        <w:rPr>
+          <w:b w:val="0"/>
+        </w:rPr>
+        <w:t>. Preserve unsuccessful cases so an improved result cannot hide the original problem.</w:t>
       </w:r>
     </w:p>
     <w:p>
@@ -2637,8 +4239,38 @@
       </w:r>
     </w:p>
     <w:p>
-      <w:r>
-        <w:t>Use workbook W2 for the connected example “System evaluation sets”. First fill the input and rule boxes. Try the middle steps before asking for a hint. After a hint, try the next step yourself.</w:t>
+      <w:pPr>
+        <w:spacing w:line="336" w:lineRule="auto" w:after="180"/>
+      </w:pPr>
+      <w:r>
+        <w:rPr>
+          <w:b w:val="0"/>
+        </w:rPr>
+        <w:t xml:space="preserve">Use workbook W2 for the connected example “System </w:t>
+      </w:r>
+      <w:r>
+        <w:rPr>
+          <w:b/>
+        </w:rPr>
+        <w:t>evaluation set</w:t>
+      </w:r>
+      <w:r>
+        <w:rPr>
+          <w:b w:val="0"/>
+        </w:rPr>
+        <w:t xml:space="preserve">s”. First fill the </w:t>
+      </w:r>
+      <w:r>
+        <w:rPr>
+          <w:b/>
+        </w:rPr>
+        <w:t>input</w:t>
+      </w:r>
+      <w:r>
+        <w:rPr>
+          <w:b w:val="0"/>
+        </w:rPr>
+        <w:t xml:space="preserve"> and rule boxes. Try the middle steps before asking for a hint. After a hint, try the next step yourself.</w:t>
       </w:r>
     </w:p>
     <w:tbl>
@@ -2721,7 +4353,13 @@
       </w:tr>
     </w:tbl>
     <w:p>
-      <w:r>
+      <w:pPr>
+        <w:spacing w:line="336" w:lineRule="auto" w:after="180"/>
+      </w:pPr>
+      <w:r>
+        <w:rPr>
+          <w:b w:val="0"/>
+        </w:rPr>
         <w:t>Explain your trace to a partner. Your partner points to one step to check. Swap roles on the next case. Each person writes their own explanation.</w:t>
       </w:r>
     </w:p>
@@ -2734,12 +4372,47 @@
       </w:r>
     </w:p>
     <w:p>
-      <w:r>
-        <w:t>Use the worked case for System evaluation sets. Proposed explanation: “The worked result establishes every future case”. Decide whether this explanation is supported. Point to the step or supplied fact that decides; explain your repair if needed.</w:t>
-      </w:r>
-    </w:p>
-    <w:p>
-      <w:r>
+      <w:pPr>
+        <w:spacing w:line="336" w:lineRule="auto" w:after="180"/>
+      </w:pPr>
+      <w:r>
+        <w:rPr>
+          <w:b w:val="0"/>
+        </w:rPr>
+        <w:t xml:space="preserve">Use the worked case for System </w:t>
+      </w:r>
+      <w:r>
+        <w:rPr>
+          <w:b/>
+        </w:rPr>
+        <w:t>evaluation set</w:t>
+      </w:r>
+      <w:r>
+        <w:rPr>
+          <w:b w:val="0"/>
+        </w:rPr>
+        <w:t>s. Proposed explanation: “The worked result establishes every future case”. Decide whether this explanation is supported.</w:t>
+      </w:r>
+    </w:p>
+    <w:p>
+      <w:pPr>
+        <w:spacing w:line="336" w:lineRule="auto" w:after="180"/>
+      </w:pPr>
+      <w:r>
+        <w:rPr>
+          <w:b w:val="0"/>
+        </w:rPr>
+        <w:t>Point to the step or supplied fact that decides; explain your repair if needed.</w:t>
+      </w:r>
+    </w:p>
+    <w:p>
+      <w:pPr>
+        <w:spacing w:line="336" w:lineRule="auto" w:after="180"/>
+      </w:pPr>
+      <w:r>
+        <w:rPr>
+          <w:b w:val="0"/>
+        </w:rPr>
         <w:t>Answer on your own before discussion. If you are unsure, say which step you need help with.</w:t>
       </w:r>
     </w:p>
@@ -2752,8 +4425,26 @@
       </w:r>
     </w:p>
     <w:p>
-      <w:r>
-        <w:t>Use its named workbook W2. Identify the given inputs, try the middle steps with less help, then explain your trace. Check this claim before group discussion: The worked result establishes every future case</w:t>
+      <w:pPr>
+        <w:spacing w:line="336" w:lineRule="auto" w:after="180"/>
+      </w:pPr>
+      <w:r>
+        <w:rPr>
+          <w:b w:val="0"/>
+        </w:rPr>
+        <w:t xml:space="preserve">Use its named workbook W2. Identify the given </w:t>
+      </w:r>
+      <w:r>
+        <w:rPr>
+          <w:b/>
+        </w:rPr>
+        <w:t>input</w:t>
+      </w:r>
+      <w:r>
+        <w:rPr>
+          <w:b w:val="0"/>
+        </w:rPr>
+        <w:t>s, try the middle steps with less help, then explain your trace. Check this claim before group discussion: The worked result establishes every future case</w:t>
       </w:r>
     </w:p>
     <w:p>
@@ -2765,8 +4456,26 @@
       </w:r>
     </w:p>
     <w:p>
-      <w:r>
-        <w:t>Did the added cases demonstrate better answering? Point to the relevant step in the picture, then write the changed result and the rule or evidence that supports it.</w:t>
+      <w:pPr>
+        <w:spacing w:line="336" w:lineRule="auto" w:after="180"/>
+      </w:pPr>
+      <w:r>
+        <w:rPr>
+          <w:b w:val="0"/>
+        </w:rPr>
+        <w:t xml:space="preserve">Did the added cases demonstrate better answering? Point to the relevant step in the picture, then write the changed result and the rule or </w:t>
+      </w:r>
+      <w:r>
+        <w:rPr>
+          <w:b/>
+        </w:rPr>
+        <w:t>evidence</w:t>
+      </w:r>
+      <w:r>
+        <w:rPr>
+          <w:b w:val="0"/>
+        </w:rPr>
+        <w:t xml:space="preserve"> that supports it.</w:t>
       </w:r>
     </w:p>
     <w:p>
@@ -2798,7 +4507,13 @@
       </w:r>
     </w:p>
     <w:p>
-      <w:r>
+      <w:pPr>
+        <w:spacing w:line="336" w:lineRule="auto" w:after="180"/>
+      </w:pPr>
+      <w:r>
+        <w:rPr>
+          <w:b w:val="0"/>
+        </w:rPr>
         <w:t>This is supported practice. Keep the separately named independent case for an attempt before feedback.</w:t>
       </w:r>
     </w:p>
@@ -2812,16 +4527,45 @@
     </w:p>
     <w:p>
       <w:r>
-        <w:t>EVIDENCE LAB</w:t>
-      </w:r>
-    </w:p>
-    <w:p>
-      <w:r>
+        <w:t>Investigate Evaluation Sets. Record the prediction, actual observation or labelled paper trace, explanation and next test separately.</w:t>
+      </w:r>
+    </w:p>
+    <w:p>
+      <w:pPr>
+        <w:spacing w:line="336" w:lineRule="auto" w:after="180"/>
+      </w:pPr>
+      <w:r>
+        <w:rPr>
+          <w:b/>
+        </w:rPr>
+        <w:t>EVIDENCE</w:t>
+      </w:r>
+      <w:r>
+        <w:rPr>
+          <w:b/>
+        </w:rPr>
+        <w:t xml:space="preserve"> LAB</w:t>
+      </w:r>
+    </w:p>
+    <w:p>
+      <w:pPr>
+        <w:spacing w:line="336" w:lineRule="auto" w:after="180"/>
+      </w:pPr>
+      <w:r>
+        <w:rPr>
+          <w:b w:val="0"/>
+        </w:rPr>
         <w:t>Predict → Test → Record → Explain</w:t>
       </w:r>
     </w:p>
     <w:p>
-      <w:r>
+      <w:pPr>
+        <w:spacing w:line="336" w:lineRule="auto" w:after="180"/>
+      </w:pPr>
+      <w:r>
+        <w:rPr>
+          <w:b w:val="0"/>
+        </w:rPr>
         <w:t>Keep expected and actual results separate. Surprises are useful data when recorded honestly.</w:t>
       </w:r>
     </w:p>
@@ -2862,8 +4606,38 @@
       </w:r>
     </w:p>
     <w:p>
-      <w:r>
-        <w:t>Map user tasks and risks, author ten labeled cases, peer-audit missing coverage, then freeze expected behaviors.</w:t>
+      <w:pPr>
+        <w:spacing w:line="336" w:lineRule="auto" w:after="180"/>
+      </w:pPr>
+      <w:r>
+        <w:rPr>
+          <w:b w:val="0"/>
+        </w:rPr>
+        <w:t xml:space="preserve">Map user tasks and risks, author ten labeled cases, peer-audit missing </w:t>
+      </w:r>
+      <w:r>
+        <w:rPr>
+          <w:b/>
+        </w:rPr>
+        <w:t>coverage</w:t>
+      </w:r>
+      <w:r>
+        <w:rPr>
+          <w:b w:val="0"/>
+        </w:rPr>
+        <w:t xml:space="preserve">, then freeze </w:t>
+      </w:r>
+      <w:r>
+        <w:rPr>
+          <w:b/>
+        </w:rPr>
+        <w:t>expected behavior</w:t>
+      </w:r>
+      <w:r>
+        <w:rPr>
+          <w:b w:val="0"/>
+        </w:rPr>
+        <w:t>s.</w:t>
       </w:r>
     </w:p>
     <w:tbl>
@@ -3112,7 +4886,14 @@
       </w:tr>
     </w:tbl>
     <w:p>
-      <w:r>
+      <w:pPr>
+        <w:spacing w:line="336" w:lineRule="auto" w:after="180"/>
+        <w:shd w:fill="F5F1FB"/>
+      </w:pPr>
+      <w:r>
+        <w:rPr>
+          <w:b w:val="0"/>
+        </w:rPr>
         <w:t>What did the hardest test teach you that the normal test did not?</w:t>
       </w:r>
     </w:p>
@@ -3158,7 +4939,13 @@
       </w:r>
     </w:p>
     <w:p>
-      <w:r>
+      <w:pPr>
+        <w:spacing w:line="336" w:lineRule="auto" w:after="180"/>
+      </w:pPr>
+      <w:r>
+        <w:rPr>
+          <w:b w:val="0"/>
+        </w:rPr>
         <w:t>Before trying: what do I expect, and why? While trying: which step could first go wrong? Afterwards: what did I actually observe, and what should change? Keep “not run” if you only traced the procedure.</w:t>
       </w:r>
     </w:p>
@@ -3172,17 +4959,52 @@
     </w:p>
     <w:p>
       <w:r>
+        <w:t>Move from recall to tracing, diagnosis and transfer in Evaluation Sets. Explain why each step is justified.</w:t>
+      </w:r>
+    </w:p>
+    <w:p>
+      <w:pPr>
+        <w:spacing w:line="336" w:lineRule="auto" w:after="180"/>
+      </w:pPr>
+      <w:r>
+        <w:rPr>
+          <w:b/>
+        </w:rPr>
         <w:t>MASTERY</w:t>
       </w:r>
     </w:p>
     <w:p>
-      <w:r>
+      <w:pPr>
+        <w:spacing w:line="336" w:lineRule="auto" w:after="180"/>
+      </w:pPr>
+      <w:r>
+        <w:rPr>
+          <w:b w:val="0"/>
+        </w:rPr>
         <w:t>From Knowing the Word to Owning the Idea</w:t>
       </w:r>
     </w:p>
     <w:p>
-      <w:r>
-        <w:t>Move upward only when you can produce evidence without copying the worked example.</w:t>
+      <w:pPr>
+        <w:spacing w:line="336" w:lineRule="auto" w:after="180"/>
+      </w:pPr>
+      <w:r>
+        <w:rPr>
+          <w:b w:val="0"/>
+        </w:rPr>
+        <w:t xml:space="preserve">Move upward only when you can produce </w:t>
+      </w:r>
+      <w:r>
+        <w:rPr>
+          <w:b/>
+        </w:rPr>
+        <w:t>evidence</w:t>
+      </w:r>
+      <w:r>
+        <w:rPr>
+          <w:b w:val="0"/>
+        </w:rPr>
+        <w:t xml:space="preserve"> without copying the worked example.</w:t>
       </w:r>
     </w:p>
     <w:p>
@@ -3222,33 +5044,93 @@
       </w:r>
     </w:p>
     <w:p>
-      <w:r>
+      <w:pPr>
+        <w:spacing w:line="336" w:lineRule="auto" w:after="180"/>
+      </w:pPr>
+      <w:r>
+        <w:rPr>
+          <w:b w:val="0"/>
+        </w:rPr>
         <w:t>1 • NAME: Define the concept without repeating the textbook.</w:t>
       </w:r>
     </w:p>
     <w:p>
-      <w:r>
-        <w:t>2 • TRACE: Show the information, state, branch, calculation, or evidence path.</w:t>
-      </w:r>
-    </w:p>
-    <w:p>
-      <w:r>
+      <w:pPr>
+        <w:spacing w:line="336" w:lineRule="auto" w:after="180"/>
+      </w:pPr>
+      <w:r>
+        <w:rPr>
+          <w:b w:val="0"/>
+        </w:rPr>
+        <w:t xml:space="preserve">2 • TRACE: Show the information, state, branch, calculation, or </w:t>
+      </w:r>
+      <w:r>
+        <w:rPr>
+          <w:b/>
+        </w:rPr>
+        <w:t>evidence</w:t>
+      </w:r>
+      <w:r>
+        <w:rPr>
+          <w:b w:val="0"/>
+        </w:rPr>
+        <w:t xml:space="preserve"> path.</w:t>
+      </w:r>
+    </w:p>
+    <w:p>
+      <w:pPr>
+        <w:spacing w:line="336" w:lineRule="auto" w:after="180"/>
+      </w:pPr>
+      <w:r>
+        <w:rPr>
+          <w:b w:val="0"/>
+        </w:rPr>
         <w:t>3 • APPLY: Solve a different example independently.</w:t>
       </w:r>
     </w:p>
     <w:p>
-      <w:r>
+      <w:pPr>
+        <w:spacing w:line="336" w:lineRule="auto" w:after="180"/>
+      </w:pPr>
+      <w:r>
+        <w:rPr>
+          <w:b w:val="0"/>
+        </w:rPr>
         <w:t>4 • CHALLENGE: Find a boundary case, counterexample, or unfair outcome.</w:t>
       </w:r>
     </w:p>
     <w:p>
-      <w:r>
+      <w:pPr>
+        <w:spacing w:line="336" w:lineRule="auto" w:after="180"/>
+      </w:pPr>
+      <w:r>
+        <w:rPr>
+          <w:b w:val="0"/>
+        </w:rPr>
         <w:t>5 • EXPLAIN LIMITS: Say when the result should not be trusted or used alone.</w:t>
       </w:r>
     </w:p>
     <w:p>
-      <w:r>
-        <w:t>My strongest evidence of independent understanding:</w:t>
+      <w:pPr>
+        <w:spacing w:line="336" w:lineRule="auto" w:after="180"/>
+      </w:pPr>
+      <w:r>
+        <w:rPr>
+          <w:b w:val="0"/>
+        </w:rPr>
+        <w:t xml:space="preserve">My strongest </w:t>
+      </w:r>
+      <w:r>
+        <w:rPr>
+          <w:b/>
+        </w:rPr>
+        <w:t>evidence</w:t>
+      </w:r>
+      <w:r>
+        <w:rPr>
+          <w:b w:val="0"/>
+        </w:rPr>
+        <w:t xml:space="preserve"> of independent understanding:</w:t>
       </w:r>
     </w:p>
     <w:p>
@@ -3294,16 +5176,39 @@
     </w:p>
     <w:p>
       <w:r>
+        <w:t>Apply this week’s idea to Verified Study Buddy. Keep an annotated decision and the evidence supporting it.</w:t>
+      </w:r>
+    </w:p>
+    <w:p>
+      <w:pPr>
+        <w:spacing w:line="336" w:lineRule="auto" w:after="180"/>
+      </w:pPr>
+      <w:r>
+        <w:rPr>
+          <w:b/>
+        </w:rPr>
         <w:t>CUMULATIVE PROJECT</w:t>
       </w:r>
     </w:p>
     <w:p>
-      <w:r>
+      <w:pPr>
+        <w:spacing w:line="336" w:lineRule="auto" w:after="180"/>
+      </w:pPr>
+      <w:r>
+        <w:rPr>
+          <w:b w:val="0"/>
+        </w:rPr>
         <w:t>Verified Study Buddy</w:t>
       </w:r>
     </w:p>
     <w:p>
-      <w:r>
+      <w:pPr>
+        <w:spacing w:line="336" w:lineRule="auto" w:after="180"/>
+      </w:pPr>
+      <w:r>
+        <w:rPr>
+          <w:b w:val="0"/>
+        </w:rPr>
         <w:t>Every week adds one inspectable piece. The system must show how it reached a result.</w:t>
       </w:r>
     </w:p>
@@ -3344,17 +5249,51 @@
       </w:r>
     </w:p>
     <w:p>
-      <w:r>
+      <w:pPr>
+        <w:spacing w:line="336" w:lineRule="auto" w:after="180"/>
+      </w:pPr>
+      <w:r>
+        <w:rPr>
+          <w:b w:val="0"/>
+        </w:rPr>
         <w:t>THIS WEEK’S CHECKPOINT  Maintain a balanced eval set covering utility, grounding, format, privacy, and safety.</w:t>
       </w:r>
     </w:p>
     <w:p>
-      <w:r>
-        <w:t>SYSTEM MAP  Learner need → prompt/schema → approved sources/retrieval → model/tool → structured answer → verification → human decision</w:t>
-      </w:r>
-    </w:p>
-    <w:p>
-      <w:r>
+      <w:pPr>
+        <w:pStyle w:val="Heading3"/>
+      </w:pPr>
+      <w:r>
+        <w:t>Trace the system</w:t>
+      </w:r>
+    </w:p>
+    <w:p>
+      <w:pPr>
+        <w:spacing w:line="336" w:lineRule="auto" w:after="180"/>
+        <w:shd w:fill="EDF7F3"/>
+      </w:pPr>
+      <w:r>
+        <w:rPr>
+          <w:b w:val="0"/>
+        </w:rPr>
+        <w:t xml:space="preserve">SYSTEM MAP  Learner need → prompt/schema → approved sources/retrieval → model/tool → structured answer → verification → </w:t>
+      </w:r>
+      <w:r>
+        <w:rPr>
+          <w:b/>
+        </w:rPr>
+        <w:t>human decision</w:t>
+      </w:r>
+    </w:p>
+    <w:p>
+      <w:pPr>
+        <w:spacing w:line="336" w:lineRule="auto" w:after="180"/>
+        <w:shd w:fill="F5F1FB"/>
+      </w:pPr>
+      <w:r>
+        <w:rPr>
+          <w:b w:val="0"/>
+        </w:rPr>
         <w:t>What will you add, change, or verify in the project this week?</w:t>
       </w:r>
     </w:p>
@@ -3392,8 +5331,27 @@
       </w:r>
     </w:p>
     <w:p>
-      <w:r>
-        <w:t>What should remain under human control?</w:t>
+      <w:pPr>
+        <w:spacing w:line="336" w:lineRule="auto" w:after="180"/>
+        <w:shd w:fill="F5F1FB"/>
+      </w:pPr>
+      <w:r>
+        <w:rPr>
+          <w:b w:val="0"/>
+        </w:rPr>
+        <w:t xml:space="preserve">What should remain under </w:t>
+      </w:r>
+      <w:r>
+        <w:rPr>
+          <w:b/>
+        </w:rPr>
+        <w:t>human control</w:t>
+      </w:r>
+      <w:r>
+        <w:rPr>
+          <w:b w:val="0"/>
+        </w:rPr>
+        <w:t>?</w:t>
       </w:r>
     </w:p>
     <w:p>
@@ -3430,21 +5388,77 @@
       </w:r>
     </w:p>
     <w:p>
-      <w:r>
-        <w:t>RESPONSIBLE DESIGN  Collect only necessary information. Show uncertainty and limits. Never confuse fluent output with verified truth.</w:t>
-      </w:r>
-    </w:p>
-    <w:p>
       <w:pPr>
         <w:pStyle w:val="Heading3"/>
       </w:pPr>
       <w:r>
+        <w:t>Responsible design</w:t>
+      </w:r>
+    </w:p>
+    <w:p>
+      <w:pPr>
+        <w:spacing w:line="336" w:lineRule="auto" w:after="180"/>
+        <w:shd w:fill="FFF5E6"/>
+      </w:pPr>
+      <w:r>
+        <w:rPr>
+          <w:b w:val="0"/>
+        </w:rPr>
+        <w:t xml:space="preserve">RESPONSIBLE DESIGN  Collect only necessary information. Show uncertainty and limits. Never confuse fluent </w:t>
+      </w:r>
+      <w:r>
+        <w:rPr>
+          <w:b/>
+        </w:rPr>
+        <w:t>output</w:t>
+      </w:r>
+      <w:r>
+        <w:rPr>
+          <w:b w:val="0"/>
+        </w:rPr>
+        <w:t xml:space="preserve"> with verified truth.</w:t>
+      </w:r>
+    </w:p>
+    <w:p>
+      <w:pPr>
+        <w:pStyle w:val="Heading3"/>
+      </w:pPr>
+      <w:r>
         <w:t>Evidence for your project</w:t>
       </w:r>
     </w:p>
     <w:p>
-      <w:r>
-        <w:t>For your Verified Study Buddy, save the input, procedure, observed result and limitation of this check. Label this worked example as practice; use a different, previously unreviewed case when checking independent understanding.</w:t>
+      <w:pPr>
+        <w:spacing w:line="336" w:lineRule="auto" w:after="180"/>
+      </w:pPr>
+      <w:r>
+        <w:rPr>
+          <w:b w:val="0"/>
+        </w:rPr>
+        <w:t xml:space="preserve">For your Verified Study Buddy, save the </w:t>
+      </w:r>
+      <w:r>
+        <w:rPr>
+          <w:b/>
+        </w:rPr>
+        <w:t>input</w:t>
+      </w:r>
+      <w:r>
+        <w:rPr>
+          <w:b w:val="0"/>
+        </w:rPr>
+        <w:t>, procedure, observed result and limitation of this check.</w:t>
+      </w:r>
+    </w:p>
+    <w:p>
+      <w:pPr>
+        <w:spacing w:line="336" w:lineRule="auto" w:after="180"/>
+      </w:pPr>
+      <w:r>
+        <w:rPr>
+          <w:b w:val="0"/>
+        </w:rPr>
+        <w:t>Label this worked example as practice; use a different, previously unreviewed case when checking independent understanding.</w:t>
       </w:r>
     </w:p>
     <w:p>
@@ -3457,16 +5471,48 @@
     </w:p>
     <w:p>
       <w:r>
+        <w:t>Use a genuinely new case for independent evidence. Previously discussed examples remain practice; use the separately named independent case before feedback.</w:t>
+      </w:r>
+    </w:p>
+    <w:p>
+      <w:pPr>
+        <w:pStyle w:val="Heading3"/>
+      </w:pPr>
+      <w:r>
+        <w:t>Independent evidence</w:t>
+      </w:r>
+    </w:p>
+    <w:p>
+      <w:pPr>
+        <w:spacing w:line="336" w:lineRule="auto" w:after="180"/>
+        <w:shd w:fill="FFF5E6"/>
+      </w:pPr>
+      <w:r>
+        <w:rPr>
+          <w:b w:val="0"/>
+        </w:rPr>
         <w:t>INDEPENDENT MASTERY PROOF</w:t>
       </w:r>
     </w:p>
     <w:p>
-      <w:r>
+      <w:pPr>
+        <w:spacing w:line="336" w:lineRule="auto" w:after="180"/>
+      </w:pPr>
+      <w:r>
+        <w:rPr>
+          <w:b w:val="0"/>
+        </w:rPr>
         <w:t>Explain • Transfer • Test • Defend</w:t>
       </w:r>
     </w:p>
     <w:p>
-      <w:r>
+      <w:pPr>
+        <w:spacing w:line="336" w:lineRule="auto" w:after="180"/>
+      </w:pPr>
+      <w:r>
+        <w:rPr>
+          <w:b w:val="0"/>
+        </w:rPr>
         <w:t>Complete this page without copying the worked example. Your reasoning matters more than decoration.</w:t>
       </w:r>
     </w:p>
@@ -3507,12 +5553,46 @@
       </w:r>
     </w:p>
     <w:p>
-      <w:r>
-        <w:t>CHALLENGE  Author ten tests with expected behavior.</w:t>
-      </w:r>
-    </w:p>
-    <w:p>
-      <w:r>
+      <w:pPr>
+        <w:pStyle w:val="Heading3"/>
+      </w:pPr>
+      <w:r>
+        <w:t>Try a more demanding case</w:t>
+      </w:r>
+    </w:p>
+    <w:p>
+      <w:pPr>
+        <w:spacing w:line="336" w:lineRule="auto" w:after="180"/>
+        <w:shd w:fill="F5F1FB"/>
+      </w:pPr>
+      <w:r>
+        <w:rPr>
+          <w:b w:val="0"/>
+        </w:rPr>
+        <w:t xml:space="preserve">CHALLENGE  Author ten tests with </w:t>
+      </w:r>
+      <w:r>
+        <w:rPr>
+          <w:b/>
+        </w:rPr>
+        <w:t>expected behavior</w:t>
+      </w:r>
+      <w:r>
+        <w:rPr>
+          <w:b w:val="0"/>
+        </w:rPr>
+        <w:t>.</w:t>
+      </w:r>
+    </w:p>
+    <w:p>
+      <w:pPr>
+        <w:spacing w:line="336" w:lineRule="auto" w:after="180"/>
+        <w:shd w:fill="F4F9FC"/>
+      </w:pPr>
+      <w:r>
+        <w:rPr>
+          <w:b w:val="0"/>
+        </w:rPr>
         <w:t>1. My fresh example, trace, calculation, or design:</w:t>
       </w:r>
     </w:p>
@@ -3550,8 +5630,27 @@
       </w:r>
     </w:p>
     <w:p>
-      <w:r>
-        <w:t>2. My evidence that it works (include a boundary or missing-data case):</w:t>
+      <w:pPr>
+        <w:spacing w:line="336" w:lineRule="auto" w:after="180"/>
+        <w:shd w:fill="F4F9FC"/>
+      </w:pPr>
+      <w:r>
+        <w:rPr>
+          <w:b w:val="0"/>
+        </w:rPr>
+        <w:t xml:space="preserve">2. My </w:t>
+      </w:r>
+      <w:r>
+        <w:rPr>
+          <w:b/>
+        </w:rPr>
+        <w:t>evidence</w:t>
+      </w:r>
+      <w:r>
+        <w:rPr>
+          <w:b w:val="0"/>
+        </w:rPr>
+        <w:t xml:space="preserve"> that it works (include a boundary or missing-data case):</w:t>
       </w:r>
     </w:p>
     <w:p>
@@ -3588,7 +5687,14 @@
       </w:r>
     </w:p>
     <w:p>
-      <w:r>
+      <w:pPr>
+        <w:spacing w:line="336" w:lineRule="auto" w:after="180"/>
+        <w:shd w:fill="F4F9FC"/>
+      </w:pPr>
+      <w:r>
+        <w:rPr>
+          <w:b w:val="0"/>
+        </w:rPr>
         <w:t>3. One limitation, fairness concern, or situation needing human review:</w:t>
       </w:r>
     </w:p>
@@ -3626,8 +5732,47 @@
       </w:r>
     </w:p>
     <w:p>
-      <w:r>
-        <w:t>SELF-CHECK  □ I explained the mechanism  □ I used evidence  □ I tested a fresh case  □ I named a limitation  □ I can answer ‘why?’</w:t>
+      <w:pPr>
+        <w:pStyle w:val="Heading3"/>
+      </w:pPr>
+      <w:r>
+        <w:t>Check your explanation</w:t>
+      </w:r>
+    </w:p>
+    <w:p>
+      <w:pPr>
+        <w:spacing w:line="336" w:lineRule="auto" w:after="180"/>
+        <w:shd w:fill="F5F1FB"/>
+      </w:pPr>
+      <w:r>
+        <w:rPr>
+          <w:b w:val="0"/>
+        </w:rPr>
+        <w:t xml:space="preserve">SELF-CHECK  □ I explained the </w:t>
+      </w:r>
+      <w:r>
+        <w:rPr>
+          <w:b/>
+        </w:rPr>
+        <w:t>mechanism</w:t>
+      </w:r>
+      <w:r>
+        <w:rPr>
+          <w:b w:val="0"/>
+        </w:rPr>
+        <w:t xml:space="preserve">  □ I used </w:t>
+      </w:r>
+      <w:r>
+        <w:rPr>
+          <w:b/>
+        </w:rPr>
+        <w:t>evidence</w:t>
+      </w:r>
+      <w:r>
+        <w:rPr>
+          <w:b w:val="0"/>
+        </w:rPr>
+        <w:t xml:space="preserve">  □ I tested a fresh case  □ I named a limitation  □ I can answer ‘why?’</w:t>
       </w:r>
     </w:p>
     <w:p>
@@ -3639,6 +5784,11 @@
       </w:r>
     </w:p>
     <w:p>
+      <w:r>
+        <w:t>Revisit the complete Evaluation Sets case for supported practice. Repeated examples do not become fresh assessments.</w:t>
+      </w:r>
+    </w:p>
+    <w:p>
       <w:pPr>
         <w:pStyle w:val="Heading3"/>
       </w:pPr>
@@ -3647,7 +5797,13 @@
       </w:r>
     </w:p>
     <w:p>
-      <w:r>
+      <w:pPr>
+        <w:spacing w:line="336" w:lineRule="auto" w:after="180"/>
+      </w:pPr>
+      <w:r>
+        <w:rPr>
+          <w:b w:val="0"/>
+        </w:rPr>
         <w:t>Use the supplied details to practise the weekly concept before attempting the independent question. This case extends the illustrated lesson.</w:t>
       </w:r>
     </w:p>
@@ -3660,7 +5816,13 @@
       </w:r>
     </w:p>
     <w:p>
-      <w:r>
+      <w:pPr>
+        <w:spacing w:line="336" w:lineRule="auto" w:after="180"/>
+      </w:pPr>
+      <w:r>
+        <w:rPr>
+          <w:b w:val="0"/>
+        </w:rPr>
         <w:t>Ten evaluation questions are easy definitions; none lacks a source.</w:t>
       </w:r>
     </w:p>
@@ -3673,7 +5835,14 @@
       </w:r>
     </w:p>
     <w:p>
-      <w:r>
+      <w:pPr>
+        <w:spacing w:line="336" w:lineRule="auto" w:after="180"/>
+        <w:shd w:fill="F5F1FB"/>
+      </w:pPr>
+      <w:r>
+        <w:rPr>
+          <w:b w:val="0"/>
+        </w:rPr>
         <w:t>What is untested?</w:t>
       </w:r>
     </w:p>
@@ -3686,8 +5855,26 @@
       </w:r>
     </w:p>
     <w:p>
-      <w:r>
-        <w:t>Absent evidence, ambiguity and boundary handling. Add predefined fallback cases and keep final cases separate from tuning.</w:t>
+      <w:pPr>
+        <w:spacing w:line="336" w:lineRule="auto" w:after="180"/>
+      </w:pPr>
+      <w:r>
+        <w:rPr>
+          <w:b w:val="0"/>
+        </w:rPr>
+        <w:t xml:space="preserve">Absent </w:t>
+      </w:r>
+      <w:r>
+        <w:rPr>
+          <w:b/>
+        </w:rPr>
+        <w:t>evidence</w:t>
+      </w:r>
+      <w:r>
+        <w:rPr>
+          <w:b w:val="0"/>
+        </w:rPr>
+        <w:t>, ambiguity and boundary handling. Add predefined fallback cases and keep final cases separate from tuning.</w:t>
       </w:r>
     </w:p>
     <w:p>
@@ -3699,7 +5886,14 @@
       </w:r>
     </w:p>
     <w:p>
-      <w:r>
+      <w:pPr>
+        <w:spacing w:line="336" w:lineRule="auto" w:after="180"/>
+        <w:shd w:fill="F5F1FB"/>
+      </w:pPr>
+      <w:r>
+        <w:rPr>
+          <w:b w:val="0"/>
+        </w:rPr>
         <w:t>Which detail supports the answer, and why does it matter?</w:t>
       </w:r>
     </w:p>
@@ -3877,18 +6071,49 @@
       </w:tr>
     </w:tbl>
     <w:p>
-      <w:r>
+      <w:pPr>
+        <w:spacing w:line="336" w:lineRule="auto" w:after="180"/>
+      </w:pPr>
+      <w:r>
+        <w:rPr>
+          <w:b w:val="0"/>
+        </w:rPr>
         <w:t>Ten evaluation questions are easy definitions; none lacks a source.</w:t>
       </w:r>
     </w:p>
     <w:p>
-      <w:r>
+      <w:pPr>
+        <w:spacing w:line="336" w:lineRule="auto" w:after="180"/>
+        <w:shd w:fill="F5F1FB"/>
+      </w:pPr>
+      <w:r>
+        <w:rPr>
+          <w:b w:val="0"/>
+        </w:rPr>
         <w:t>What is untested?</w:t>
       </w:r>
     </w:p>
     <w:p>
-      <w:r>
-        <w:t>Absent evidence, ambiguity and boundary handling. Add predefined fallback cases and keep final cases separate from tuning.</w:t>
+      <w:pPr>
+        <w:spacing w:line="336" w:lineRule="auto" w:after="180"/>
+      </w:pPr>
+      <w:r>
+        <w:rPr>
+          <w:b w:val="0"/>
+        </w:rPr>
+        <w:t xml:space="preserve">Absent </w:t>
+      </w:r>
+      <w:r>
+        <w:rPr>
+          <w:b/>
+        </w:rPr>
+        <w:t>evidence</w:t>
+      </w:r>
+      <w:r>
+        <w:rPr>
+          <w:b w:val="0"/>
+        </w:rPr>
+        <w:t>, ambiguity and boundary handling. Add predefined fallback cases and keep final cases separate from tuning.</w:t>
       </w:r>
     </w:p>
     <w:p>
@@ -3900,6 +6125,11 @@
       </w:r>
     </w:p>
     <w:p>
+      <w:r>
+        <w:t>Attempt the reserved new case before feedback. Record support; the earlier examples below remain additional practice.</w:t>
+      </w:r>
+    </w:p>
+    <w:p>
       <w:pPr>
         <w:pStyle w:val="Heading3"/>
       </w:pPr>
@@ -3908,7 +6138,13 @@
       </w:r>
     </w:p>
     <w:p>
-      <w:r>
+      <w:pPr>
+        <w:spacing w:line="336" w:lineRule="auto" w:after="180"/>
+      </w:pPr>
+      <w:r>
+        <w:rPr>
+          <w:b w:val="0"/>
+        </w:rPr>
         <w:t>Approved notes: Robotics Tuesday Room2; Art Wednesday Room5. Requests: “Where does the club meet?” and “Who leads drama?” An unversioned added note says Robotics Room3. Design checks and safe responses.</w:t>
       </w:r>
     </w:p>
@@ -3956,7 +6192,13 @@
       </w:r>
     </w:p>
     <w:p>
-      <w:r>
+      <w:pPr>
+        <w:spacing w:line="336" w:lineRule="auto" w:after="180"/>
+      </w:pPr>
+      <w:r>
+        <w:rPr>
+          <w:b w:val="0"/>
+        </w:rPr>
         <w:t>Attempt this case before feedback. Record any help. Earlier examples below are further practice; a case already practised with feedback cannot establish fresh transfer.</w:t>
       </w:r>
     </w:p>
@@ -3969,18 +6211,42 @@
       </w:r>
     </w:p>
     <w:p>
-      <w:r>
+      <w:pPr>
+        <w:spacing w:line="336" w:lineRule="auto" w:after="180"/>
+      </w:pPr>
+      <w:r>
+        <w:rPr>
+          <w:b w:val="0"/>
+        </w:rPr>
         <w:t>Close the worked explanation. Apply the idea to this different question without copying.</w:t>
       </w:r>
     </w:p>
     <w:p>
-      <w:r>
+      <w:pPr>
+        <w:spacing w:line="336" w:lineRule="auto" w:after="180"/>
+      </w:pPr>
+      <w:r>
+        <w:rPr>
+          <w:b w:val="0"/>
+        </w:rPr>
         <w:t>You improve a prompt after reading every test question. Can those questions still provide an untouched final evaluation? Propose a repair.</w:t>
       </w:r>
     </w:p>
     <w:p>
-      <w:r>
-        <w:t>My answer, with a trace, calculation or supporting evidence</w:t>
+      <w:pPr>
+        <w:spacing w:line="336" w:lineRule="auto" w:after="180"/>
+      </w:pPr>
+      <w:r>
+        <w:rPr>
+          <w:b w:val="0"/>
+        </w:rPr>
+        <w:t xml:space="preserve">My answer, with a trace, calculation or supporting </w:t>
+      </w:r>
+      <w:r>
+        <w:rPr>
+          <w:b/>
+        </w:rPr>
+        <w:t>evidence</w:t>
       </w:r>
     </w:p>
     <w:p>
@@ -4025,13 +6291,37 @@
       </w:r>
     </w:p>
     <w:p>
-      <w:r>
+      <w:pPr>
+        <w:spacing w:line="336" w:lineRule="auto" w:after="180"/>
+      </w:pPr>
+      <w:r>
+        <w:rPr>
+          <w:b w:val="0"/>
+        </w:rPr>
         <w:t>Change one relevant detail. Predict the result before testing. Include a boundary or missing-information case when it helps reveal a limit.</w:t>
       </w:r>
     </w:p>
     <w:p>
-      <w:r>
-        <w:t>My changed input and expected result</w:t>
+      <w:pPr>
+        <w:spacing w:line="336" w:lineRule="auto" w:after="180"/>
+      </w:pPr>
+      <w:r>
+        <w:rPr>
+          <w:b w:val="0"/>
+        </w:rPr>
+        <w:t xml:space="preserve">My changed </w:t>
+      </w:r>
+      <w:r>
+        <w:rPr>
+          <w:b/>
+        </w:rPr>
+        <w:t>input</w:t>
+      </w:r>
+      <w:r>
+        <w:rPr>
+          <w:b w:val="0"/>
+        </w:rPr>
+        <w:t xml:space="preserve"> and expected result</w:t>
       </w:r>
     </w:p>
     <w:p>
@@ -4076,13 +6366,37 @@
       </w:r>
     </w:p>
     <w:p>
-      <w:r>
+      <w:pPr>
+        <w:spacing w:line="336" w:lineRule="auto" w:after="180"/>
+      </w:pPr>
+      <w:r>
+        <w:rPr>
+          <w:b w:val="0"/>
+        </w:rPr>
         <w:t>Maintain a balanced eval set covering utility, grounding, format, privacy, and safety.</w:t>
       </w:r>
     </w:p>
     <w:p>
-      <w:r>
-        <w:t>The evidence I will keep</w:t>
+      <w:pPr>
+        <w:spacing w:line="336" w:lineRule="auto" w:after="180"/>
+      </w:pPr>
+      <w:r>
+        <w:rPr>
+          <w:b w:val="0"/>
+        </w:rPr>
+        <w:t xml:space="preserve">The </w:t>
+      </w:r>
+      <w:r>
+        <w:rPr>
+          <w:b/>
+        </w:rPr>
+        <w:t>evidence</w:t>
+      </w:r>
+      <w:r>
+        <w:rPr>
+          <w:b w:val="0"/>
+        </w:rPr>
+        <w:t xml:space="preserve"> I will keep</w:t>
       </w:r>
     </w:p>
     <w:p>
@@ -4119,8 +6433,26 @@
       </w:r>
     </w:p>
     <w:p>
-      <w:r>
-        <w:t>Your teacher has the independent answer and scoring criteria. Complete the matching workbook week to keep your practice evidence together.</w:t>
+      <w:pPr>
+        <w:spacing w:line="336" w:lineRule="auto" w:after="180"/>
+      </w:pPr>
+      <w:r>
+        <w:rPr>
+          <w:b w:val="0"/>
+        </w:rPr>
+        <w:t xml:space="preserve">Your teacher has the independent answer and scoring criteria. Complete the matching workbook week to keep your practice </w:t>
+      </w:r>
+      <w:r>
+        <w:rPr>
+          <w:b/>
+        </w:rPr>
+        <w:t>evidence</w:t>
+      </w:r>
+      <w:r>
+        <w:rPr>
+          <w:b w:val="0"/>
+        </w:rPr>
+        <w:t xml:space="preserve"> together.</w:t>
       </w:r>
     </w:p>
     <w:p>
@@ -4132,7 +6464,13 @@
       </w:r>
     </w:p>
     <w:p>
-      <w:r>
+      <w:pPr>
+        <w:spacing w:line="336" w:lineRule="auto" w:after="180"/>
+      </w:pPr>
+      <w:r>
+        <w:rPr>
+          <w:b w:val="0"/>
+        </w:rPr>
         <w:t>A test set contains ten easy questions with direct answers in the notes. Add three different kinds of cases that probe fallback behaviour and define expected outcomes.</w:t>
       </w:r>
     </w:p>
@@ -4188,8 +6526,25 @@
       </w:r>
     </w:p>
     <w:p>
-      <w:r>
-        <w:t>Attempt the independent case before hints. Record whether you worked alone, used a hint or followed a model. After feedback, fix the first unsupported step and explain why it changed. A later check uses a changed case, not a copied answer.</w:t>
+      <w:pPr>
+        <w:spacing w:line="336" w:lineRule="auto" w:after="180"/>
+      </w:pPr>
+      <w:r>
+        <w:rPr>
+          <w:b w:val="0"/>
+        </w:rPr>
+        <w:t>Attempt the independent case before hints. Record whether you worked alone, used a hint or followed a model. After feedback, fix the first unsupported step and explain why it changed.</w:t>
+      </w:r>
+    </w:p>
+    <w:p>
+      <w:pPr>
+        <w:spacing w:line="336" w:lineRule="auto" w:after="180"/>
+      </w:pPr>
+      <w:r>
+        <w:rPr>
+          <w:b w:val="0"/>
+        </w:rPr>
+        <w:t>A later check uses a changed case, not a copied answer.</w:t>
       </w:r>
     </w:p>
     <w:p>
@@ -4202,7 +6557,30 @@
     </w:p>
     <w:p>
       <w:r>
-        <w:t>Start with this question: Design an evaluation set that checks answering and appropriate uncertainty separately.</w:t>
+        <w:t>Use this map to navigate Evaluation Sets, connect the goals to tasks and keep one evidence record for each attempt.</w:t>
+      </w:r>
+    </w:p>
+    <w:p>
+      <w:pPr>
+        <w:spacing w:line="336" w:lineRule="auto" w:after="180"/>
+      </w:pPr>
+      <w:r>
+        <w:rPr>
+          <w:b w:val="0"/>
+        </w:rPr>
+        <w:t xml:space="preserve">Start with this question: Design an </w:t>
+      </w:r>
+      <w:r>
+        <w:rPr>
+          <w:b/>
+        </w:rPr>
+        <w:t>evaluation set</w:t>
+      </w:r>
+      <w:r>
+        <w:rPr>
+          <w:b w:val="0"/>
+        </w:rPr>
+        <w:t xml:space="preserve"> that checks answering and appropriate uncertainty separately.</w:t>
       </w:r>
     </w:p>
     <w:tbl>
@@ -4308,13 +6686,61 @@
       </w:tr>
     </w:tbl>
     <w:p>
-      <w:r>
-        <w:t>Remember → watch and explain → try with help → investigate → try independently → keep project evidence. Your teacher may spread this lesson across several classes.</w:t>
-      </w:r>
-    </w:p>
-    <w:p>
-      <w:r>
-        <w:t>Keep your first prediction. Compare it with what the evidence shows and explain any change.</w:t>
+      <w:pPr>
+        <w:spacing w:line="336" w:lineRule="auto" w:after="180"/>
+      </w:pPr>
+      <w:r>
+        <w:rPr>
+          <w:b w:val="0"/>
+        </w:rPr>
+        <w:t xml:space="preserve">Remember → watch and explain → try with help → investigate → try independently → keep project </w:t>
+      </w:r>
+      <w:r>
+        <w:rPr>
+          <w:b/>
+        </w:rPr>
+        <w:t>evidence</w:t>
+      </w:r>
+      <w:r>
+        <w:rPr>
+          <w:b w:val="0"/>
+        </w:rPr>
+        <w:t>. Your teacher may spread this lesson across several classes.</w:t>
+      </w:r>
+    </w:p>
+    <w:p>
+      <w:pPr>
+        <w:spacing w:line="336" w:lineRule="auto" w:after="180"/>
+      </w:pPr>
+      <w:r>
+        <w:rPr>
+          <w:b w:val="0"/>
+        </w:rPr>
+        <w:t xml:space="preserve">Keep your first </w:t>
+      </w:r>
+      <w:r>
+        <w:rPr>
+          <w:b/>
+        </w:rPr>
+        <w:t>prediction</w:t>
+      </w:r>
+      <w:r>
+        <w:rPr>
+          <w:b w:val="0"/>
+        </w:rPr>
+        <w:t xml:space="preserve">. Compare it with what the </w:t>
+      </w:r>
+      <w:r>
+        <w:rPr>
+          <w:b/>
+        </w:rPr>
+        <w:t>evidence</w:t>
+      </w:r>
+      <w:r>
+        <w:rPr>
+          <w:b w:val="0"/>
+        </w:rPr>
+        <w:t xml:space="preserve"> shows and explain any change.</w:t>
       </w:r>
     </w:p>
     <w:p>
@@ -4327,7 +6753,42 @@
     </w:p>
     <w:p>
       <w:r>
-        <w:t>Close your notes. Explain this goal in your own words: Explain the mechanism and terminology of system evaluation sets</w:t>
+        <w:t>Explain Evaluation Sets without notes, identify a remaining question and plan a later check with a changed case.</w:t>
+      </w:r>
+    </w:p>
+    <w:p>
+      <w:pPr>
+        <w:spacing w:line="336" w:lineRule="auto" w:after="180"/>
+      </w:pPr>
+      <w:r>
+        <w:rPr>
+          <w:b w:val="0"/>
+        </w:rPr>
+        <w:t xml:space="preserve">Close your notes. Explain this goal in your own words: Explain the </w:t>
+      </w:r>
+      <w:r>
+        <w:rPr>
+          <w:b/>
+        </w:rPr>
+        <w:t>mechanism</w:t>
+      </w:r>
+      <w:r>
+        <w:rPr>
+          <w:b w:val="0"/>
+        </w:rPr>
+        <w:t xml:space="preserve"> and terminology of system </w:t>
+      </w:r>
+      <w:r>
+        <w:rPr>
+          <w:b/>
+        </w:rPr>
+        <w:t>evaluation set</w:t>
+      </w:r>
+      <w:r>
+        <w:rPr>
+          <w:b w:val="0"/>
+        </w:rPr>
+        <w:t>s</w:t>
       </w:r>
     </w:p>
     <w:p>
@@ -4364,13 +6825,61 @@
       </w:r>
     </w:p>
     <w:p>
-      <w:r>
-        <w:t>If you are unsure, return to the worked picture and explain one arrow. If you are ready, change an input or assumption and justify your prediction.</w:t>
-      </w:r>
-    </w:p>
-    <w:p>
-      <w:r>
-        <w:t>Save your workbook evidence. At the next review, try a different case before opening your old answer.</w:t>
+      <w:pPr>
+        <w:spacing w:line="336" w:lineRule="auto" w:after="180"/>
+      </w:pPr>
+      <w:r>
+        <w:rPr>
+          <w:b w:val="0"/>
+        </w:rPr>
+        <w:t xml:space="preserve">If you are unsure, return to the worked picture and explain one arrow. If you are ready, change an </w:t>
+      </w:r>
+      <w:r>
+        <w:rPr>
+          <w:b/>
+        </w:rPr>
+        <w:t>input</w:t>
+      </w:r>
+      <w:r>
+        <w:rPr>
+          <w:b w:val="0"/>
+        </w:rPr>
+        <w:t xml:space="preserve"> or assumption and justify your </w:t>
+      </w:r>
+      <w:r>
+        <w:rPr>
+          <w:b/>
+        </w:rPr>
+        <w:t>prediction</w:t>
+      </w:r>
+      <w:r>
+        <w:rPr>
+          <w:b w:val="0"/>
+        </w:rPr>
+        <w:t>.</w:t>
+      </w:r>
+    </w:p>
+    <w:p>
+      <w:pPr>
+        <w:spacing w:line="336" w:lineRule="auto" w:after="180"/>
+      </w:pPr>
+      <w:r>
+        <w:rPr>
+          <w:b w:val="0"/>
+        </w:rPr>
+        <w:t xml:space="preserve">Save your workbook </w:t>
+      </w:r>
+      <w:r>
+        <w:rPr>
+          <w:b/>
+        </w:rPr>
+        <w:t>evidence</w:t>
+      </w:r>
+      <w:r>
+        <w:rPr>
+          <w:b w:val="0"/>
+        </w:rPr>
+        <w:t>. At the next review, try a different case before opening your old answer.</w:t>
       </w:r>
     </w:p>
     <w:p>
@@ -4383,12 +6892,41 @@
     </w:p>
     <w:p>
       <w:r>
+        <w:t>Attempt supported questions before using hints or feedback. Review a missing building block, then keep the completed work.</w:t>
+      </w:r>
+    </w:p>
+    <w:p>
+      <w:pPr>
+        <w:spacing w:line="336" w:lineRule="auto" w:after="180"/>
+      </w:pPr>
+      <w:r>
+        <w:rPr>
+          <w:b w:val="0"/>
+        </w:rPr>
         <w:t>Use this supported practice once, in the browser or on paper. Keep the reserved independent assessment for a separate first attempt before teacher feedback.</w:t>
       </w:r>
     </w:p>
     <w:p>
-      <w:r>
-        <w:t>Design an evaluation set that checks answering and appropriate uncertainty separately.</w:t>
+      <w:pPr>
+        <w:spacing w:line="336" w:lineRule="auto" w:after="180"/>
+      </w:pPr>
+      <w:r>
+        <w:rPr>
+          <w:b w:val="0"/>
+        </w:rPr>
+        <w:t xml:space="preserve">Design an </w:t>
+      </w:r>
+      <w:r>
+        <w:rPr>
+          <w:b/>
+        </w:rPr>
+        <w:t>evaluation set</w:t>
+      </w:r>
+      <w:r>
+        <w:rPr>
+          <w:b w:val="0"/>
+        </w:rPr>
+        <w:t xml:space="preserve"> that checks answering and appropriate uncertainty separately.</w:t>
       </w:r>
     </w:p>
     <w:p>
@@ -4400,22 +6938,61 @@
       </w:r>
     </w:p>
     <w:p>
-      <w:r>
-        <w:t>Which labelled step matches this detail? Five of six pass overall; the perfect missing-evidence group hides one answering failure if only totals are discussed.</w:t>
-      </w:r>
-    </w:p>
-    <w:p>
-      <w:r>
+      <w:pPr>
+        <w:spacing w:line="336" w:lineRule="auto" w:after="180"/>
+      </w:pPr>
+      <w:r>
+        <w:rPr>
+          <w:b w:val="0"/>
+        </w:rPr>
+        <w:t>Which labelled step matches this detail? Five of six pass overall; the perfect missing-</w:t>
+      </w:r>
+      <w:r>
+        <w:rPr>
+          <w:b/>
+        </w:rPr>
+        <w:t>evidence</w:t>
+      </w:r>
+      <w:r>
+        <w:rPr>
+          <w:b w:val="0"/>
+        </w:rPr>
+        <w:t xml:space="preserve"> group hides one answering failure if only totals are discussed.</w:t>
+      </w:r>
+    </w:p>
+    <w:p>
+      <w:pPr>
+        <w:spacing w:line="336" w:lineRule="auto" w:after="180"/>
+        <w:shd w:fill="F4F9FC"/>
+      </w:pPr>
+      <w:r>
+        <w:rPr>
+          <w:b w:val="0"/>
+        </w:rPr>
         <w:t>1. Separate cases</w:t>
       </w:r>
     </w:p>
     <w:p>
-      <w:r>
+      <w:pPr>
+        <w:spacing w:line="336" w:lineRule="auto" w:after="180"/>
+        <w:shd w:fill="F4F9FC"/>
+      </w:pPr>
+      <w:r>
+        <w:rPr>
+          <w:b w:val="0"/>
+        </w:rPr>
         <w:t>2. Calculate rates</w:t>
       </w:r>
     </w:p>
     <w:p>
-      <w:r>
+      <w:pPr>
+        <w:spacing w:line="336" w:lineRule="auto" w:after="180"/>
+        <w:shd w:fill="F4F9FC"/>
+      </w:pPr>
+      <w:r>
+        <w:rPr>
+          <w:b w:val="0"/>
+        </w:rPr>
         <w:t>3. Report total</w:t>
       </w:r>
     </w:p>
@@ -4453,41 +7030,203 @@
       </w:r>
     </w:p>
     <w:p>
-      <w:r>
+      <w:pPr>
+        <w:pStyle w:val="Heading3"/>
+      </w:pPr>
+      <w:r>
+        <w:t>Hint · try first</w:t>
+      </w:r>
+    </w:p>
+    <w:p>
+      <w:pPr>
+        <w:spacing w:line="336" w:lineRule="auto" w:after="180"/>
+        <w:shd w:fill="F1F6F8"/>
+      </w:pPr>
+      <w:r>
+        <w:rPr>
+          <w:b w:val="0"/>
+        </w:rPr>
         <w:t>Hint if needed: Read the steps in the pictorial case. Match the supplied detail to the stage that performs or records it.</w:t>
       </w:r>
     </w:p>
     <w:p>
-      <w:r>
-        <w:t>After your attempt, compare with the supported explanation: Report total Five of six pass overall; the perfect missing-evidence group hides one answering failure if only totals are discussed. Read the picture in order. Five of six pass overall; the perfect missing-evidence group hides one answering failure if only totals are discussed. The arrows show which recorded input or intermediate result each decision uses. Explain the deciding step aloud before checking the changed case; pointing to the final answer alone does not show how it follows.</w:t>
-      </w:r>
-    </w:p>
-    <w:p>
       <w:pPr>
         <w:pStyle w:val="Heading3"/>
       </w:pPr>
       <w:r>
+        <w:t>Feedback · compare after trying</w:t>
+      </w:r>
+    </w:p>
+    <w:p>
+      <w:pPr>
+        <w:spacing w:line="336" w:lineRule="auto" w:after="180"/>
+        <w:shd w:fill="F1F6FC"/>
+      </w:pPr>
+      <w:r>
+        <w:rPr>
+          <w:b w:val="0"/>
+        </w:rPr>
+        <w:t>After your attempt, compare with the supported explanation: Report total Five of six pass overall; the perfect missing-</w:t>
+      </w:r>
+      <w:r>
+        <w:rPr>
+          <w:b/>
+        </w:rPr>
+        <w:t>evidence</w:t>
+      </w:r>
+      <w:r>
+        <w:rPr>
+          <w:b w:val="0"/>
+        </w:rPr>
+        <w:t xml:space="preserve"> group hides one answering failure if only totals are discussed. Read the picture in order.</w:t>
+      </w:r>
+    </w:p>
+    <w:p>
+      <w:pPr>
+        <w:spacing w:line="336" w:lineRule="auto" w:after="180"/>
+        <w:shd w:fill="F1F6FC"/>
+      </w:pPr>
+      <w:r>
+        <w:rPr>
+          <w:b w:val="0"/>
+        </w:rPr>
+        <w:t>Five of six pass overall; the perfect missing-</w:t>
+      </w:r>
+      <w:r>
+        <w:rPr>
+          <w:b/>
+        </w:rPr>
+        <w:t>evidence</w:t>
+      </w:r>
+      <w:r>
+        <w:rPr>
+          <w:b w:val="0"/>
+        </w:rPr>
+        <w:t xml:space="preserve"> group hides one answering failure if only totals are discussed. The arrows show which recorded </w:t>
+      </w:r>
+      <w:r>
+        <w:rPr>
+          <w:b/>
+        </w:rPr>
+        <w:t>input</w:t>
+      </w:r>
+      <w:r>
+        <w:rPr>
+          <w:b w:val="0"/>
+        </w:rPr>
+        <w:t xml:space="preserve"> or intermediate result each decision uses.</w:t>
+      </w:r>
+    </w:p>
+    <w:p>
+      <w:pPr>
+        <w:spacing w:line="336" w:lineRule="auto" w:after="180"/>
+        <w:shd w:fill="F1F6FC"/>
+      </w:pPr>
+      <w:r>
+        <w:rPr>
+          <w:b w:val="0"/>
+        </w:rPr>
+        <w:t>Explain the deciding step aloud before checking the changed case; pointing to the final answer alone does not show how it follows.</w:t>
+      </w:r>
+    </w:p>
+    <w:p>
+      <w:pPr>
+        <w:pStyle w:val="Heading3"/>
+      </w:pPr>
+      <w:r>
         <w:t>Practice 2: explain the deciding evidence</w:t>
       </w:r>
     </w:p>
     <w:p>
-      <w:r>
-        <w:t>Changed-case practice: Add three missing-evidence cases that all pass. Which conclusion is supported by the supplied facts?</w:t>
-      </w:r>
-    </w:p>
-    <w:p>
-      <w:r>
-        <w:t>1. We can decide the result without examining the changed input or the procedure.</w:t>
-      </w:r>
-    </w:p>
-    <w:p>
-      <w:r>
+      <w:pPr>
+        <w:pStyle w:val="Heading3"/>
+      </w:pPr>
+      <w:r>
+        <w:t>Changed case · predict first</w:t>
+      </w:r>
+    </w:p>
+    <w:p>
+      <w:pPr>
+        <w:spacing w:line="336" w:lineRule="auto" w:after="180"/>
+        <w:shd w:fill="F5F1FB"/>
+      </w:pPr>
+      <w:r>
+        <w:rPr>
+          <w:b w:val="0"/>
+        </w:rPr>
+        <w:t>Changed-case practice: Add three missing-</w:t>
+      </w:r>
+      <w:r>
+        <w:rPr>
+          <w:b/>
+        </w:rPr>
+        <w:t>evidence</w:t>
+      </w:r>
+      <w:r>
+        <w:rPr>
+          <w:b w:val="0"/>
+        </w:rPr>
+        <w:t xml:space="preserve"> cases that all pass. Which conclusion is supported by the supplied facts?</w:t>
+      </w:r>
+    </w:p>
+    <w:p>
+      <w:pPr>
+        <w:spacing w:line="336" w:lineRule="auto" w:after="180"/>
+        <w:shd w:fill="F4F9FC"/>
+      </w:pPr>
+      <w:r>
+        <w:rPr>
+          <w:b w:val="0"/>
+        </w:rPr>
+        <w:t xml:space="preserve">1. We can decide the result without examining the changed </w:t>
+      </w:r>
+      <w:r>
+        <w:rPr>
+          <w:b/>
+        </w:rPr>
+        <w:t>input</w:t>
+      </w:r>
+      <w:r>
+        <w:rPr>
+          <w:b w:val="0"/>
+        </w:rPr>
+        <w:t xml:space="preserve"> or the procedure.</w:t>
+      </w:r>
+    </w:p>
+    <w:p>
+      <w:pPr>
+        <w:spacing w:line="336" w:lineRule="auto" w:after="180"/>
+        <w:shd w:fill="F4F9FC"/>
+      </w:pPr>
+      <w:r>
+        <w:rPr>
+          <w:b w:val="0"/>
+        </w:rPr>
         <w:t>2. Overall becomes 8/9, but supported answering remains 2/3.</w:t>
       </w:r>
     </w:p>
     <w:p>
-      <w:r>
-        <w:t>3. This one example guarantees correct results for every future input.</w:t>
+      <w:pPr>
+        <w:spacing w:line="336" w:lineRule="auto" w:after="180"/>
+        <w:shd w:fill="F4F9FC"/>
+      </w:pPr>
+      <w:r>
+        <w:rPr>
+          <w:b w:val="0"/>
+        </w:rPr>
+        <w:t xml:space="preserve">3. This one example guarantees correct results for every future </w:t>
+      </w:r>
+      <w:r>
+        <w:rPr>
+          <w:b/>
+        </w:rPr>
+        <w:t>input</w:t>
+      </w:r>
+      <w:r>
+        <w:rPr>
+          <w:b w:val="0"/>
+        </w:rPr>
+        <w:t>.</w:t>
       </w:r>
     </w:p>
     <w:p>
@@ -4524,12 +7263,42 @@
       </w:r>
     </w:p>
     <w:p>
-      <w:r>
+      <w:pPr>
+        <w:pStyle w:val="Heading3"/>
+      </w:pPr>
+      <w:r>
+        <w:t>Hint · try first</w:t>
+      </w:r>
+    </w:p>
+    <w:p>
+      <w:pPr>
+        <w:spacing w:line="336" w:lineRule="auto" w:after="180"/>
+        <w:shd w:fill="F1F6F8"/>
+      </w:pPr>
+      <w:r>
+        <w:rPr>
+          <w:b w:val="0"/>
+        </w:rPr>
         <w:t>Hint if needed: Use the changed condition and the deciding step in the pictorial trace. The answer must say what follows from those facts.</w:t>
       </w:r>
     </w:p>
     <w:p>
-      <w:r>
+      <w:pPr>
+        <w:pStyle w:val="Heading3"/>
+      </w:pPr>
+      <w:r>
+        <w:t>Feedback · compare after trying</w:t>
+      </w:r>
+    </w:p>
+    <w:p>
+      <w:pPr>
+        <w:spacing w:line="336" w:lineRule="auto" w:after="180"/>
+        <w:shd w:fill="F1F6FC"/>
+      </w:pPr>
+      <w:r>
+        <w:rPr>
+          <w:b w:val="0"/>
+        </w:rPr>
         <w:t>After your attempt, compare with the supported explanation: Overall becomes 8/9, but supported answering remains 2/3. Changing the case mixture raises the pooled rate without improving any existing answerable result.</w:t>
       </w:r>
     </w:p>
@@ -4542,18 +7311,141 @@
       </w:r>
     </w:p>
     <w:p>
-      <w:r>
-        <w:t>Review Quality Rubrics (ai-3/25). Goal: Explain the mechanism and terminology of system evaluation sets. Short practice: Why is “one out of two checks passed” an insufficient release decision? Point to the relevant step in the picture, then write the changed result and the rule or evidence that supports it.. Return to this week and explain what you changed.</w:t>
-      </w:r>
-    </w:p>
-    <w:p>
-      <w:r>
-        <w:t>Review Block to Python Bridge (ai-3/23). Goal: Translate a short paper calculation into a Python script. Short practice: Trace the changed list and identify where the result differs. Point to the relevant step in the picture, then write the changed result and the rule or evidence that supports it.. Return to this week and explain what you changed.</w:t>
-      </w:r>
-    </w:p>
-    <w:p>
-      <w:r>
-        <w:t>Review Conversation State and Memory (ai-3/20). Goal: Explain the mechanism and terminology of conversation state and retention. Short practice: What is selected_book after the correction and after exit? Point to the relevant step in the picture, then write the changed result and the rule or evidence that supports it.. Return to this week and explain what you changed.</w:t>
+      <w:pPr>
+        <w:spacing w:line="336" w:lineRule="auto" w:after="180"/>
+      </w:pPr>
+      <w:r>
+        <w:rPr>
+          <w:b w:val="0"/>
+        </w:rPr>
+        <w:t xml:space="preserve">Review Quality Rubrics (ai-3/25). Goal: Explain the </w:t>
+      </w:r>
+      <w:r>
+        <w:rPr>
+          <w:b/>
+        </w:rPr>
+        <w:t>mechanism</w:t>
+      </w:r>
+      <w:r>
+        <w:rPr>
+          <w:b w:val="0"/>
+        </w:rPr>
+        <w:t xml:space="preserve"> and terminology of system </w:t>
+      </w:r>
+      <w:r>
+        <w:rPr>
+          <w:b/>
+        </w:rPr>
+        <w:t>evaluation set</w:t>
+      </w:r>
+      <w:r>
+        <w:rPr>
+          <w:b w:val="0"/>
+        </w:rPr>
+        <w:t>s. Short practice: Why is “one out of two checks passed” an insufficient release decision?</w:t>
+      </w:r>
+    </w:p>
+    <w:p>
+      <w:pPr>
+        <w:spacing w:line="336" w:lineRule="auto" w:after="180"/>
+      </w:pPr>
+      <w:r>
+        <w:rPr>
+          <w:b w:val="0"/>
+        </w:rPr>
+        <w:t xml:space="preserve">Point to the relevant step in the picture, then write the changed result and the rule or </w:t>
+      </w:r>
+      <w:r>
+        <w:rPr>
+          <w:b/>
+        </w:rPr>
+        <w:t>evidence</w:t>
+      </w:r>
+      <w:r>
+        <w:rPr>
+          <w:b w:val="0"/>
+        </w:rPr>
+        <w:t xml:space="preserve"> that supports it.. Return to this week and explain what you changed.</w:t>
+      </w:r>
+    </w:p>
+    <w:p>
+      <w:pPr>
+        <w:spacing w:line="336" w:lineRule="auto" w:after="180"/>
+      </w:pPr>
+      <w:r>
+        <w:rPr>
+          <w:b w:val="0"/>
+        </w:rPr>
+        <w:t>Review Block to Python Bridge (ai-3/23). Goal: Translate a short paper calculation into a Python script. Short practice: Trace the changed list and identify where the result differs.</w:t>
+      </w:r>
+    </w:p>
+    <w:p>
+      <w:pPr>
+        <w:spacing w:line="336" w:lineRule="auto" w:after="180"/>
+      </w:pPr>
+      <w:r>
+        <w:rPr>
+          <w:b w:val="0"/>
+        </w:rPr>
+        <w:t xml:space="preserve">Point to the relevant step in the picture, then write the changed result and the rule or </w:t>
+      </w:r>
+      <w:r>
+        <w:rPr>
+          <w:b/>
+        </w:rPr>
+        <w:t>evidence</w:t>
+      </w:r>
+      <w:r>
+        <w:rPr>
+          <w:b w:val="0"/>
+        </w:rPr>
+        <w:t xml:space="preserve"> that supports it.. Return to this week and explain what you changed.</w:t>
+      </w:r>
+    </w:p>
+    <w:p>
+      <w:pPr>
+        <w:spacing w:line="336" w:lineRule="auto" w:after="180"/>
+      </w:pPr>
+      <w:r>
+        <w:rPr>
+          <w:b w:val="0"/>
+        </w:rPr>
+        <w:t xml:space="preserve">Review Conversation State and Memory (ai-3/20). Goal: Explain the </w:t>
+      </w:r>
+      <w:r>
+        <w:rPr>
+          <w:b/>
+        </w:rPr>
+        <w:t>mechanism</w:t>
+      </w:r>
+      <w:r>
+        <w:rPr>
+          <w:b w:val="0"/>
+        </w:rPr>
+        <w:t xml:space="preserve"> and terminology of conversation state and retention. Short practice: What is selected_book after the correction and after exit?</w:t>
+      </w:r>
+    </w:p>
+    <w:p>
+      <w:pPr>
+        <w:spacing w:line="336" w:lineRule="auto" w:after="180"/>
+      </w:pPr>
+      <w:r>
+        <w:rPr>
+          <w:b w:val="0"/>
+        </w:rPr>
+        <w:t xml:space="preserve">Point to the relevant step in the picture, then write the changed result and the rule or </w:t>
+      </w:r>
+      <w:r>
+        <w:rPr>
+          <w:b/>
+        </w:rPr>
+        <w:t>evidence</w:t>
+      </w:r>
+      <w:r>
+        <w:rPr>
+          <w:b w:val="0"/>
+        </w:rPr>
+        <w:t xml:space="preserve"> that supports it.. Return to this week and explain what you changed.</w:t>
       </w:r>
     </w:p>
     <w:p>
@@ -4565,8 +7457,789 @@
       </w:r>
     </w:p>
     <w:p>
-      <w:r>
-        <w:t>Use Download completed work in the hosted lesson to export your answers, reflections, practice feedback and code-run evidence. Open the HTML copy to read or print it. Drafts stay in this browser when storage is available; clear drafts on a shared device.</w:t>
+      <w:pPr>
+        <w:spacing w:line="336" w:lineRule="auto" w:after="180"/>
+      </w:pPr>
+      <w:r>
+        <w:rPr>
+          <w:b w:val="0"/>
+        </w:rPr>
+        <w:t xml:space="preserve">Use Download completed work in the hosted lesson to export your answers, reflections, practice feedback and code-run </w:t>
+      </w:r>
+      <w:r>
+        <w:rPr>
+          <w:b/>
+        </w:rPr>
+        <w:t>evidence</w:t>
+      </w:r>
+      <w:r>
+        <w:rPr>
+          <w:b w:val="0"/>
+        </w:rPr>
+        <w:t>. Open the HTML copy to read or print it.</w:t>
+      </w:r>
+    </w:p>
+    <w:p>
+      <w:pPr>
+        <w:spacing w:line="336" w:lineRule="auto" w:after="180"/>
+      </w:pPr>
+      <w:r>
+        <w:rPr>
+          <w:b w:val="0"/>
+        </w:rPr>
+        <w:t>Drafts stay in this browser when storage is available; clear drafts on a shared device.</w:t>
+      </w:r>
+    </w:p>
+    <w:p>
+      <w:pPr>
+        <w:pStyle w:val="Heading1"/>
+      </w:pPr>
+      <w:r>
+        <w:t>18. Visual concept journey</w:t>
+      </w:r>
+    </w:p>
+    <w:p>
+      <w:r>
+        <w:t>Explain each Evaluation Sets graphic using its labels, deciding evidence and relevant limitation.</w:t>
+      </w:r>
+    </w:p>
+    <w:p>
+      <w:pPr>
+        <w:pStyle w:val="Heading3"/>
+      </w:pPr>
+      <w:r>
+        <w:t>01. Evaluation Sets: the case</w:t>
+      </w:r>
+    </w:p>
+    <w:p>
+      <w:r>
+        <w:drawing>
+          <wp:inline xmlns:a="http://schemas.openxmlformats.org/drawingml/2006/main" xmlns:pic="http://schemas.openxmlformats.org/drawingml/2006/picture">
+            <wp:extent cx="5486400" cy="3142488"/>
+            <wp:docPr id="22" name="Picture 22" descr="Design an evaluation set that checks answering and appropriate uncertainty separately. Supplied facts: Six toy questions: three have source answers and three do not. Results: 2 supported answers out of 3; 3 correct “not in source” responses out of 3. All inputs and outcomes in this worked example are invented classroom data; no real model run is claimed."/>
+            <wp:cNvGraphicFramePr>
+              <a:graphicFrameLocks noChangeAspect="1"/>
+            </wp:cNvGraphicFramePr>
+            <a:graphic>
+              <a:graphicData uri="http://schemas.openxmlformats.org/drawingml/2006/picture">
+                <pic:pic>
+                  <pic:nvPicPr>
+                    <pic:cNvPr id="0" name="academy-story-ai-3-26-01.png"/>
+                    <pic:cNvPicPr/>
+                  </pic:nvPicPr>
+                  <pic:blipFill>
+                    <a:blip r:embed="rId29"/>
+                    <a:stretch>
+                      <a:fillRect/>
+                    </a:stretch>
+                  </pic:blipFill>
+                  <pic:spPr>
+                    <a:xfrm>
+                      <a:off x="0" y="0"/>
+                      <a:ext cx="5486400" cy="3142488"/>
+                    </a:xfrm>
+                    <a:prstGeom prst="rect"/>
+                  </pic:spPr>
+                </pic:pic>
+              </a:graphicData>
+            </a:graphic>
+          </wp:inline>
+        </w:drawing>
+      </w:r>
+    </w:p>
+    <w:p>
+      <w:pPr>
+        <w:spacing w:line="336" w:lineRule="auto" w:after="180"/>
+      </w:pPr>
+      <w:r>
+        <w:rPr>
+          <w:b w:val="0"/>
+        </w:rPr>
+        <w:t xml:space="preserve">Design an </w:t>
+      </w:r>
+      <w:r>
+        <w:rPr>
+          <w:b/>
+        </w:rPr>
+        <w:t>evaluation set</w:t>
+      </w:r>
+      <w:r>
+        <w:rPr>
+          <w:b w:val="0"/>
+        </w:rPr>
+        <w:t xml:space="preserve"> that checks answering and appropriate uncertainty separately. Supplied facts: Six toy questions: three have source answers and three do not.</w:t>
+      </w:r>
+    </w:p>
+    <w:p>
+      <w:pPr>
+        <w:spacing w:line="336" w:lineRule="auto" w:after="180"/>
+      </w:pPr>
+      <w:r>
+        <w:rPr>
+          <w:b w:val="0"/>
+        </w:rPr>
+        <w:t xml:space="preserve">Results: 2 supported answers out of 3; 3 correct “not in source” responses out of 3. All </w:t>
+      </w:r>
+      <w:r>
+        <w:rPr>
+          <w:b/>
+        </w:rPr>
+        <w:t>input</w:t>
+      </w:r>
+      <w:r>
+        <w:rPr>
+          <w:b w:val="0"/>
+        </w:rPr>
+        <w:t>s and outcomes in this worked example are invented classroom data; no real model run is claimed.</w:t>
+      </w:r>
+    </w:p>
+    <w:p>
+      <w:pPr>
+        <w:spacing w:line="336" w:lineRule="auto" w:after="180"/>
+        <w:shd w:fill="F5F1FB"/>
+      </w:pPr>
+      <w:r>
+        <w:rPr>
+          <w:b w:val="0"/>
+        </w:rPr>
+        <w:t>Point to the given fact that matters most. Explain why it matters.</w:t>
+      </w:r>
+    </w:p>
+    <w:p>
+      <w:pPr>
+        <w:pStyle w:val="Heading3"/>
+      </w:pPr>
+      <w:r>
+        <w:t>02. Follow the deciding steps</w:t>
+      </w:r>
+    </w:p>
+    <w:p>
+      <w:r>
+        <w:drawing>
+          <wp:inline xmlns:a="http://schemas.openxmlformats.org/drawingml/2006/main" xmlns:pic="http://schemas.openxmlformats.org/drawingml/2006/picture">
+            <wp:extent cx="5486400" cy="3337560"/>
+            <wp:docPr id="23" name="Picture 23" descr="Separate cases: Keep answerable and missing-evidence cases as different groups. → Calculate rates: Answering: 2/3. Appropriate uncertainty: 3/3. → Report total: Five of six pass overall; the perfect missing-evidence group hides one answering failure if only totals are discussed."/>
+            <wp:cNvGraphicFramePr>
+              <a:graphicFrameLocks noChangeAspect="1"/>
+            </wp:cNvGraphicFramePr>
+            <a:graphic>
+              <a:graphicData uri="http://schemas.openxmlformats.org/drawingml/2006/picture">
+                <pic:pic>
+                  <pic:nvPicPr>
+                    <pic:cNvPr id="0" name="academy-story-ai-3-26-02.png"/>
+                    <pic:cNvPicPr/>
+                  </pic:nvPicPr>
+                  <pic:blipFill>
+                    <a:blip r:embed="rId30"/>
+                    <a:stretch>
+                      <a:fillRect/>
+                    </a:stretch>
+                  </pic:blipFill>
+                  <pic:spPr>
+                    <a:xfrm>
+                      <a:off x="0" y="0"/>
+                      <a:ext cx="5486400" cy="3337560"/>
+                    </a:xfrm>
+                    <a:prstGeom prst="rect"/>
+                  </pic:spPr>
+                </pic:pic>
+              </a:graphicData>
+            </a:graphic>
+          </wp:inline>
+        </w:drawing>
+      </w:r>
+    </w:p>
+    <w:p>
+      <w:pPr>
+        <w:spacing w:line="336" w:lineRule="auto" w:after="180"/>
+      </w:pPr>
+      <w:r>
+        <w:rPr>
+          <w:b w:val="0"/>
+        </w:rPr>
+        <w:t>Separate cases: Keep answerable and missing-</w:t>
+      </w:r>
+      <w:r>
+        <w:rPr>
+          <w:b/>
+        </w:rPr>
+        <w:t>evidence</w:t>
+      </w:r>
+      <w:r>
+        <w:rPr>
+          <w:b w:val="0"/>
+        </w:rPr>
+        <w:t xml:space="preserve"> cases as different groups. → Calculate rates: Answering: 2/3.</w:t>
+      </w:r>
+    </w:p>
+    <w:p>
+      <w:pPr>
+        <w:spacing w:line="336" w:lineRule="auto" w:after="180"/>
+      </w:pPr>
+      <w:r>
+        <w:rPr>
+          <w:b w:val="0"/>
+        </w:rPr>
+        <w:t>Appropriate uncertainty: 3/3. → Report total: Five of six pass overall; the perfect missing-</w:t>
+      </w:r>
+      <w:r>
+        <w:rPr>
+          <w:b/>
+        </w:rPr>
+        <w:t>evidence</w:t>
+      </w:r>
+      <w:r>
+        <w:rPr>
+          <w:b w:val="0"/>
+        </w:rPr>
+        <w:t xml:space="preserve"> group hides one answering failure if only totals are discussed.</w:t>
+      </w:r>
+    </w:p>
+    <w:p>
+      <w:pPr>
+        <w:spacing w:line="336" w:lineRule="auto" w:after="180"/>
+        <w:shd w:fill="F5F1FB"/>
+      </w:pPr>
+      <w:r>
+        <w:rPr>
+          <w:b w:val="0"/>
+        </w:rPr>
+        <w:t xml:space="preserve">Point to each numbered stage and explain which recorded </w:t>
+      </w:r>
+      <w:r>
+        <w:rPr>
+          <w:b/>
+        </w:rPr>
+        <w:t>input</w:t>
+      </w:r>
+      <w:r>
+        <w:rPr>
+          <w:b w:val="0"/>
+        </w:rPr>
+        <w:t xml:space="preserve"> it uses.</w:t>
+      </w:r>
+    </w:p>
+    <w:p>
+      <w:pPr>
+        <w:pStyle w:val="Heading3"/>
+      </w:pPr>
+      <w:r>
+        <w:t>03. System evaluation sets — evidence trace</w:t>
+      </w:r>
+    </w:p>
+    <w:p>
+      <w:r>
+        <w:drawing>
+          <wp:inline xmlns:a="http://schemas.openxmlformats.org/drawingml/2006/main" xmlns:pic="http://schemas.openxmlformats.org/drawingml/2006/picture">
+            <wp:extent cx="5486400" cy="3145536"/>
+            <wp:docPr id="24" name="Picture 24" descr="System evaluation sets — evidence trace. Ten cases include six answerable and four missing-evidence cases. System answers five answerable correctly and abstains appropriately on three missing cases. | Record case ID, evidence version, expected claims or fallback, permitted actions and scoring rubric. Separate development from final cases. Aggregate metrics only after checking required conditions individually. | Answer correctness 5/6; appropriate fallback 3/4; combined contract passes 8/10 if each case has one required outcome. Different denominators answer different questions."/>
+            <wp:cNvGraphicFramePr>
+              <a:graphicFrameLocks noChangeAspect="1"/>
+            </wp:cNvGraphicFramePr>
+            <a:graphic>
+              <a:graphicData uri="http://schemas.openxmlformats.org/drawingml/2006/picture">
+                <pic:pic>
+                  <pic:nvPicPr>
+                    <pic:cNvPr id="0" name="academy-story-ai-3-26-03.png"/>
+                    <pic:cNvPicPr/>
+                  </pic:nvPicPr>
+                  <pic:blipFill>
+                    <a:blip r:embed="rId31"/>
+                    <a:stretch>
+                      <a:fillRect/>
+                    </a:stretch>
+                  </pic:blipFill>
+                  <pic:spPr>
+                    <a:xfrm>
+                      <a:off x="0" y="0"/>
+                      <a:ext cx="5486400" cy="3145536"/>
+                    </a:xfrm>
+                    <a:prstGeom prst="rect"/>
+                  </pic:spPr>
+                </pic:pic>
+              </a:graphicData>
+            </a:graphic>
+          </wp:inline>
+        </w:drawing>
+      </w:r>
+    </w:p>
+    <w:p>
+      <w:pPr>
+        <w:spacing w:line="336" w:lineRule="auto" w:after="180"/>
+      </w:pPr>
+      <w:r>
+        <w:rPr>
+          <w:b w:val="0"/>
+        </w:rPr>
+        <w:t xml:space="preserve">System </w:t>
+      </w:r>
+      <w:r>
+        <w:rPr>
+          <w:b/>
+        </w:rPr>
+        <w:t>evaluation set</w:t>
+      </w:r>
+      <w:r>
+        <w:rPr>
+          <w:b w:val="0"/>
+        </w:rPr>
+        <w:t xml:space="preserve">s — </w:t>
+      </w:r>
+      <w:r>
+        <w:rPr>
+          <w:b/>
+        </w:rPr>
+        <w:t>evidence</w:t>
+      </w:r>
+      <w:r>
+        <w:rPr>
+          <w:b w:val="0"/>
+        </w:rPr>
+        <w:t xml:space="preserve"> trace. Ten cases include six answerable and four missing-</w:t>
+      </w:r>
+      <w:r>
+        <w:rPr>
+          <w:b/>
+        </w:rPr>
+        <w:t>evidence</w:t>
+      </w:r>
+      <w:r>
+        <w:rPr>
+          <w:b w:val="0"/>
+        </w:rPr>
+        <w:t xml:space="preserve"> cases.</w:t>
+      </w:r>
+    </w:p>
+    <w:p>
+      <w:pPr>
+        <w:spacing w:line="336" w:lineRule="auto" w:after="180"/>
+      </w:pPr>
+      <w:r>
+        <w:rPr>
+          <w:b w:val="0"/>
+        </w:rPr>
+        <w:t xml:space="preserve">System answers five answerable correctly and abstains appropriately on three missing cases. | Record case ID, </w:t>
+      </w:r>
+      <w:r>
+        <w:rPr>
+          <w:b/>
+        </w:rPr>
+        <w:t>evidence</w:t>
+      </w:r>
+      <w:r>
+        <w:rPr>
+          <w:b w:val="0"/>
+        </w:rPr>
+        <w:t xml:space="preserve"> version, expected claims or fallback, permitted actions and scoring rubric.</w:t>
+      </w:r>
+    </w:p>
+    <w:p>
+      <w:pPr>
+        <w:spacing w:line="336" w:lineRule="auto" w:after="180"/>
+      </w:pPr>
+      <w:r>
+        <w:rPr>
+          <w:b w:val="0"/>
+        </w:rPr>
+        <w:t>Separate development from final cases.</w:t>
+      </w:r>
+    </w:p>
+    <w:p>
+      <w:pPr>
+        <w:spacing w:line="336" w:lineRule="auto" w:after="180"/>
+      </w:pPr>
+      <w:r>
+        <w:rPr>
+          <w:b w:val="0"/>
+        </w:rPr>
+        <w:t xml:space="preserve">Aggregate metrics only after checking required conditions individually. | Answer correctness 5/6; appropriate fallback 3/4; combined </w:t>
+      </w:r>
+      <w:r>
+        <w:rPr>
+          <w:b/>
+        </w:rPr>
+        <w:t>contract pass</w:t>
+      </w:r>
+      <w:r>
+        <w:rPr>
+          <w:b w:val="0"/>
+        </w:rPr>
+        <w:t>es 8/10 if each case has one required outcome.</w:t>
+      </w:r>
+    </w:p>
+    <w:p>
+      <w:pPr>
+        <w:spacing w:line="336" w:lineRule="auto" w:after="180"/>
+      </w:pPr>
+      <w:r>
+        <w:rPr>
+          <w:b w:val="0"/>
+        </w:rPr>
+        <w:t>Different denominators answer different questions.</w:t>
+      </w:r>
+    </w:p>
+    <w:p>
+      <w:pPr>
+        <w:spacing w:line="336" w:lineRule="auto" w:after="180"/>
+        <w:shd w:fill="F5F1FB"/>
+      </w:pPr>
+      <w:r>
+        <w:rPr>
+          <w:b w:val="0"/>
+        </w:rPr>
+        <w:t>Read the labels and values. Explain the relationship the model shows.</w:t>
+      </w:r>
+    </w:p>
+    <w:p>
+      <w:pPr>
+        <w:pStyle w:val="Heading3"/>
+      </w:pPr>
+      <w:r>
+        <w:t>04. Change one thing. Trace what follows.</w:t>
+      </w:r>
+    </w:p>
+    <w:p>
+      <w:r>
+        <w:drawing>
+          <wp:inline xmlns:a="http://schemas.openxmlformats.org/drawingml/2006/main" xmlns:pic="http://schemas.openxmlformats.org/drawingml/2006/picture">
+            <wp:extent cx="5486400" cy="3343656"/>
+            <wp:docPr id="25" name="Picture 25" descr="Original case: Five of six pass overall; the perfect missing-evidence group hides one answering failure if only totals are discussed. Changed condition: Add three missing-evidence cases that all pass. Expected result: Overall becomes 8/9, but supported answering remains 2/3. Reason: Changing the case mixture raises the pooled rate without improving any existing answerable result."/>
+            <wp:cNvGraphicFramePr>
+              <a:graphicFrameLocks noChangeAspect="1"/>
+            </wp:cNvGraphicFramePr>
+            <a:graphic>
+              <a:graphicData uri="http://schemas.openxmlformats.org/drawingml/2006/picture">
+                <pic:pic>
+                  <pic:nvPicPr>
+                    <pic:cNvPr id="0" name="academy-story-ai-3-26-04.png"/>
+                    <pic:cNvPicPr/>
+                  </pic:nvPicPr>
+                  <pic:blipFill>
+                    <a:blip r:embed="rId32"/>
+                    <a:stretch>
+                      <a:fillRect/>
+                    </a:stretch>
+                  </pic:blipFill>
+                  <pic:spPr>
+                    <a:xfrm>
+                      <a:off x="0" y="0"/>
+                      <a:ext cx="5486400" cy="3343656"/>
+                    </a:xfrm>
+                    <a:prstGeom prst="rect"/>
+                  </pic:spPr>
+                </pic:pic>
+              </a:graphicData>
+            </a:graphic>
+          </wp:inline>
+        </w:drawing>
+      </w:r>
+    </w:p>
+    <w:p>
+      <w:pPr>
+        <w:spacing w:line="336" w:lineRule="auto" w:after="180"/>
+      </w:pPr>
+      <w:r>
+        <w:rPr>
+          <w:b w:val="0"/>
+        </w:rPr>
+        <w:t>Original case: Five of six pass overall; the perfect missing-</w:t>
+      </w:r>
+      <w:r>
+        <w:rPr>
+          <w:b/>
+        </w:rPr>
+        <w:t>evidence</w:t>
+      </w:r>
+      <w:r>
+        <w:rPr>
+          <w:b w:val="0"/>
+        </w:rPr>
+        <w:t xml:space="preserve"> group hides one answering failure if only totals are discussed. Changed condition: Add three missing-</w:t>
+      </w:r>
+      <w:r>
+        <w:rPr>
+          <w:b/>
+        </w:rPr>
+        <w:t>evidence</w:t>
+      </w:r>
+      <w:r>
+        <w:rPr>
+          <w:b w:val="0"/>
+        </w:rPr>
+        <w:t xml:space="preserve"> cases that all pass.</w:t>
+      </w:r>
+    </w:p>
+    <w:p>
+      <w:pPr>
+        <w:spacing w:line="336" w:lineRule="auto" w:after="180"/>
+      </w:pPr>
+      <w:r>
+        <w:rPr>
+          <w:b w:val="0"/>
+        </w:rPr>
+        <w:t>Expected result: Overall becomes 8/9, but supported answering remains 2/3. Reason: Changing the case mixture raises the pooled rate without improving any existing answerable result.</w:t>
+      </w:r>
+    </w:p>
+    <w:p>
+      <w:pPr>
+        <w:spacing w:line="336" w:lineRule="auto" w:after="180"/>
+        <w:shd w:fill="F5F1FB"/>
+      </w:pPr>
+      <w:r>
+        <w:rPr>
+          <w:b w:val="0"/>
+        </w:rPr>
+        <w:t>Predict before checking the worked changed-case result. Name what changed and what the supplied facts allow you to conclude.</w:t>
+      </w:r>
+    </w:p>
+    <w:p>
+      <w:pPr>
+        <w:pStyle w:val="Heading3"/>
+      </w:pPr>
+      <w:r>
+        <w:t>05. Connect the explanation to its limit</w:t>
+      </w:r>
+    </w:p>
+    <w:p>
+      <w:r>
+        <w:drawing>
+          <wp:inline xmlns:a="http://schemas.openxmlformats.org/drawingml/2006/main" xmlns:pic="http://schemas.openxmlformats.org/drawingml/2006/picture">
+            <wp:extent cx="5486400" cy="2834640"/>
+            <wp:docPr id="26" name="Picture 26" descr="Read the picture in order. Five of six pass overall; the perfect missing-evidence group hides one answering failure if only totals are discussed. The arrows show which recorded input or intermediate result each decision uses. Explain the deciding step aloud before checking the changed case; pointing to the final answer alone does not show how it follows. Limit: A small constructed set probes specific behaviours; its pooled rate is not an estimate of every future classroom question."/>
+            <wp:cNvGraphicFramePr>
+              <a:graphicFrameLocks noChangeAspect="1"/>
+            </wp:cNvGraphicFramePr>
+            <a:graphic>
+              <a:graphicData uri="http://schemas.openxmlformats.org/drawingml/2006/picture">
+                <pic:pic>
+                  <pic:nvPicPr>
+                    <pic:cNvPr id="0" name="academy-story-ai-3-26-05.png"/>
+                    <pic:cNvPicPr/>
+                  </pic:nvPicPr>
+                  <pic:blipFill>
+                    <a:blip r:embed="rId33"/>
+                    <a:stretch>
+                      <a:fillRect/>
+                    </a:stretch>
+                  </pic:blipFill>
+                  <pic:spPr>
+                    <a:xfrm>
+                      <a:off x="0" y="0"/>
+                      <a:ext cx="5486400" cy="2834640"/>
+                    </a:xfrm>
+                    <a:prstGeom prst="rect"/>
+                  </pic:spPr>
+                </pic:pic>
+              </a:graphicData>
+            </a:graphic>
+          </wp:inline>
+        </w:drawing>
+      </w:r>
+    </w:p>
+    <w:p>
+      <w:pPr>
+        <w:spacing w:line="336" w:lineRule="auto" w:after="180"/>
+      </w:pPr>
+      <w:r>
+        <w:rPr>
+          <w:b w:val="0"/>
+        </w:rPr>
+        <w:t>Read the picture in order. Five of six pass overall; the perfect missing-</w:t>
+      </w:r>
+      <w:r>
+        <w:rPr>
+          <w:b/>
+        </w:rPr>
+        <w:t>evidence</w:t>
+      </w:r>
+      <w:r>
+        <w:rPr>
+          <w:b w:val="0"/>
+        </w:rPr>
+        <w:t xml:space="preserve"> group hides one answering failure if only totals are discussed. The arrows show which recorded </w:t>
+      </w:r>
+      <w:r>
+        <w:rPr>
+          <w:b/>
+        </w:rPr>
+        <w:t>input</w:t>
+      </w:r>
+      <w:r>
+        <w:rPr>
+          <w:b w:val="0"/>
+        </w:rPr>
+        <w:t xml:space="preserve"> or intermediate result each decision uses.</w:t>
+      </w:r>
+    </w:p>
+    <w:p>
+      <w:pPr>
+        <w:spacing w:line="336" w:lineRule="auto" w:after="180"/>
+      </w:pPr>
+      <w:r>
+        <w:rPr>
+          <w:b w:val="0"/>
+        </w:rPr>
+        <w:t>Explain the deciding step aloud before checking the changed case; pointing to the final answer alone does not show how it follows.</w:t>
+      </w:r>
+    </w:p>
+    <w:p>
+      <w:pPr>
+        <w:spacing w:line="336" w:lineRule="auto" w:after="180"/>
+      </w:pPr>
+      <w:r>
+        <w:rPr>
+          <w:b w:val="0"/>
+        </w:rPr>
+        <w:t>Limit: A small constructed set probes specific behaviours; its pooled rate is not an estimate of every future classroom question.</w:t>
+      </w:r>
+    </w:p>
+    <w:p>
+      <w:pPr>
+        <w:spacing w:line="336" w:lineRule="auto" w:after="180"/>
+        <w:shd w:fill="F5F1FB"/>
+      </w:pPr>
+      <w:r>
+        <w:rPr>
+          <w:b w:val="0"/>
+        </w:rPr>
+        <w:t>Explain the case, then point to a limit on the claim.</w:t>
+      </w:r>
+    </w:p>
+    <w:p>
+      <w:pPr>
+        <w:pStyle w:val="Heading3"/>
+      </w:pPr>
+      <w:r>
+        <w:t>06. Make the idea visible in your project</w:t>
+      </w:r>
+    </w:p>
+    <w:p>
+      <w:r>
+        <w:drawing>
+          <wp:inline xmlns:a="http://schemas.openxmlformats.org/drawingml/2006/main" xmlns:pic="http://schemas.openxmlformats.org/drawingml/2006/picture">
+            <wp:extent cx="5486400" cy="3681984"/>
+            <wp:docPr id="27" name="Picture 27" descr="For your Verified Study Buddy, save the input, procedure, observed result and limitation of this check. Label this worked example as practice; use a different, previously unreviewed case when checking independent understanding. Draw your input, deciding step, result and limit. Supported question: Did the added cases demonstrate better answering? Point to the relevant step in the picture, then write the changed result and the rule or evidence that supports it."/>
+            <wp:cNvGraphicFramePr>
+              <a:graphicFrameLocks noChangeAspect="1"/>
+            </wp:cNvGraphicFramePr>
+            <a:graphic>
+              <a:graphicData uri="http://schemas.openxmlformats.org/drawingml/2006/picture">
+                <pic:pic>
+                  <pic:nvPicPr>
+                    <pic:cNvPr id="0" name="academy-story-ai-3-26-06.png"/>
+                    <pic:cNvPicPr/>
+                  </pic:nvPicPr>
+                  <pic:blipFill>
+                    <a:blip r:embed="rId34"/>
+                    <a:stretch>
+                      <a:fillRect/>
+                    </a:stretch>
+                  </pic:blipFill>
+                  <pic:spPr>
+                    <a:xfrm>
+                      <a:off x="0" y="0"/>
+                      <a:ext cx="5486400" cy="3681984"/>
+                    </a:xfrm>
+                    <a:prstGeom prst="rect"/>
+                  </pic:spPr>
+                </pic:pic>
+              </a:graphicData>
+            </a:graphic>
+          </wp:inline>
+        </w:drawing>
+      </w:r>
+    </w:p>
+    <w:p>
+      <w:pPr>
+        <w:spacing w:line="336" w:lineRule="auto" w:after="180"/>
+      </w:pPr>
+      <w:r>
+        <w:rPr>
+          <w:b w:val="0"/>
+        </w:rPr>
+        <w:t xml:space="preserve">For your Verified Study Buddy, save the </w:t>
+      </w:r>
+      <w:r>
+        <w:rPr>
+          <w:b/>
+        </w:rPr>
+        <w:t>input</w:t>
+      </w:r>
+      <w:r>
+        <w:rPr>
+          <w:b w:val="0"/>
+        </w:rPr>
+        <w:t>, procedure, observed result and limitation of this check.</w:t>
+      </w:r>
+    </w:p>
+    <w:p>
+      <w:pPr>
+        <w:spacing w:line="336" w:lineRule="auto" w:after="180"/>
+      </w:pPr>
+      <w:r>
+        <w:rPr>
+          <w:b w:val="0"/>
+        </w:rPr>
+        <w:t xml:space="preserve">Label this worked example as practice; use a different, previously unreviewed case when checking independent understanding. Draw your </w:t>
+      </w:r>
+      <w:r>
+        <w:rPr>
+          <w:b/>
+        </w:rPr>
+        <w:t>input</w:t>
+      </w:r>
+      <w:r>
+        <w:rPr>
+          <w:b w:val="0"/>
+        </w:rPr>
+        <w:t>, deciding step, result and limit.</w:t>
+      </w:r>
+    </w:p>
+    <w:p>
+      <w:pPr>
+        <w:spacing w:line="336" w:lineRule="auto" w:after="180"/>
+      </w:pPr>
+      <w:r>
+        <w:rPr>
+          <w:b w:val="0"/>
+        </w:rPr>
+        <w:t xml:space="preserve">Supported question: Did the added cases demonstrate better answering? Point to the relevant step in the picture, then write the changed result and the rule or </w:t>
+      </w:r>
+      <w:r>
+        <w:rPr>
+          <w:b/>
+        </w:rPr>
+        <w:t>evidence</w:t>
+      </w:r>
+      <w:r>
+        <w:rPr>
+          <w:b w:val="0"/>
+        </w:rPr>
+        <w:t xml:space="preserve"> that supports it.</w:t>
+      </w:r>
+    </w:p>
+    <w:p>
+      <w:pPr>
+        <w:spacing w:line="336" w:lineRule="auto" w:after="180"/>
+        <w:shd w:fill="F5F1FB"/>
+      </w:pPr>
+      <w:r>
+        <w:rPr>
+          <w:b w:val="0"/>
+        </w:rPr>
+        <w:t xml:space="preserve">Draw your project trace and justify the deciding step using </w:t>
+      </w:r>
+      <w:r>
+        <w:rPr>
+          <w:b/>
+        </w:rPr>
+        <w:t>evidence</w:t>
+      </w:r>
+      <w:r>
+        <w:rPr>
+          <w:b w:val="0"/>
+        </w:rPr>
+        <w:t>.</w:t>
       </w:r>
     </w:p>
     <w:sectPr>
